--- a/北科大宿舍有線網路攻略.docx
+++ b/北科大宿舍有線網路攻略.docx
@@ -582,6 +582,30 @@
           <w:sz w:val="32"/>
           <w:szCs w:val="28"/>
         </w:rPr>
+        <w:t>方法</w:t>
+      </w:r>
+      <w:r>
+        <w:rPr>
+          <w:rFonts w:hint="eastAsia"/>
+          <w:sz w:val="32"/>
+          <w:szCs w:val="28"/>
+        </w:rPr>
+        <w:t>1</w:t>
+      </w:r>
+      <w:r>
+        <w:rPr>
+          <w:rFonts w:hint="eastAsia"/>
+          <w:sz w:val="32"/>
+          <w:szCs w:val="28"/>
+        </w:rPr>
+        <w:t>：</w:t>
+      </w:r>
+      <w:r>
+        <w:rPr>
+          <w:rFonts w:hint="eastAsia"/>
+          <w:sz w:val="32"/>
+          <w:szCs w:val="28"/>
+        </w:rPr>
         <w:t>使用圖形化介面</w:t>
       </w:r>
       <w:r>
@@ -1135,6 +1159,15 @@
     </w:p>
     <w:p>
       <w:pPr>
+        <w:rPr>
+          <w:rFonts w:hint="eastAsia"/>
+          <w:b/>
+          <w:bCs/>
+        </w:rPr>
+      </w:pPr>
+    </w:p>
+    <w:p>
+      <w:pPr>
         <w:pStyle w:val="a5"/>
         <w:numPr>
           <w:ilvl w:val="1"/>
@@ -1142,6 +1175,7 @@
         </w:numPr>
         <w:ind w:leftChars="0"/>
         <w:rPr>
+          <w:rFonts w:hint="eastAsia"/>
           <w:sz w:val="28"/>
           <w:szCs w:val="24"/>
         </w:rPr>
@@ -1152,6 +1186,30 @@
           <w:sz w:val="28"/>
           <w:szCs w:val="24"/>
         </w:rPr>
+        <w:t>方法</w:t>
+      </w:r>
+      <w:r>
+        <w:rPr>
+          <w:rFonts w:hint="eastAsia"/>
+          <w:sz w:val="28"/>
+          <w:szCs w:val="24"/>
+        </w:rPr>
+        <w:t>2</w:t>
+      </w:r>
+      <w:r>
+        <w:rPr>
+          <w:rFonts w:hint="eastAsia"/>
+          <w:sz w:val="28"/>
+          <w:szCs w:val="24"/>
+        </w:rPr>
+        <w:t>：</w:t>
+      </w:r>
+      <w:r>
+        <w:rPr>
+          <w:rFonts w:hint="eastAsia"/>
+          <w:sz w:val="28"/>
+          <w:szCs w:val="24"/>
+        </w:rPr>
         <w:t>使用命令提示字元</w:t>
       </w:r>
       <w:r>
@@ -1169,22 +1227,93 @@
         </w:rPr>
         <w:t>CMD)</w:t>
       </w:r>
+      <w:proofErr w:type="gramStart"/>
+      <w:r>
+        <w:rPr>
+          <w:rFonts w:hint="eastAsia"/>
+          <w:sz w:val="28"/>
+          <w:szCs w:val="24"/>
+        </w:rPr>
+        <w:t>【</w:t>
+      </w:r>
+      <w:proofErr w:type="gramEnd"/>
+      <w:r>
+        <w:rPr>
+          <w:rFonts w:hint="eastAsia"/>
+          <w:sz w:val="28"/>
+          <w:szCs w:val="24"/>
+        </w:rPr>
+        <w:t>使用</w:t>
+      </w:r>
+      <w:r>
+        <w:rPr>
+          <w:rFonts w:hint="eastAsia"/>
+          <w:sz w:val="28"/>
+          <w:szCs w:val="24"/>
+        </w:rPr>
+        <w:t>.bat</w:t>
+      </w:r>
+      <w:r>
+        <w:rPr>
+          <w:rFonts w:hint="eastAsia"/>
+          <w:sz w:val="28"/>
+          <w:szCs w:val="24"/>
+        </w:rPr>
+        <w:t>檔自動設定</w:t>
+      </w:r>
+      <w:proofErr w:type="gramStart"/>
+      <w:r>
+        <w:rPr>
+          <w:rFonts w:hint="eastAsia"/>
+          <w:sz w:val="28"/>
+          <w:szCs w:val="24"/>
+        </w:rPr>
+        <w:t>】</w:t>
+      </w:r>
+      <w:proofErr w:type="gramEnd"/>
     </w:p>
     <w:p>
       <w:pPr>
-        <w:rPr>
-          <w:sz w:val="28"/>
-          <w:szCs w:val="24"/>
-        </w:rPr>
-      </w:pPr>
+        <w:pStyle w:val="a5"/>
+        <w:numPr>
+          <w:ilvl w:val="2"/>
+          <w:numId w:val="1"/>
+        </w:numPr>
+        <w:ind w:leftChars="0"/>
+        <w:rPr>
+          <w:rFonts w:hint="eastAsia"/>
+          <w:b/>
+          <w:bCs/>
+        </w:rPr>
+      </w:pPr>
+      <w:r>
+        <w:rPr>
+          <w:rFonts w:hint="eastAsia"/>
+          <w:b/>
+          <w:bCs/>
+        </w:rPr>
+        <w:lastRenderedPageBreak/>
+        <w:t>將其複製到記事本</w:t>
+      </w:r>
     </w:p>
     <w:p>
       <w:pPr>
-        <w:rPr>
-          <w:sz w:val="28"/>
-          <w:szCs w:val="24"/>
-        </w:rPr>
-      </w:pPr>
+        <w:pStyle w:val="a5"/>
+        <w:numPr>
+          <w:ilvl w:val="3"/>
+          <w:numId w:val="1"/>
+        </w:numPr>
+        <w:ind w:leftChars="0"/>
+        <w:rPr>
+          <w:rFonts w:hint="eastAsia"/>
+        </w:rPr>
+      </w:pPr>
+      <w:r>
+        <w:rPr>
+          <w:rFonts w:hint="eastAsia"/>
+        </w:rPr>
+        <w:t>第一種打法</w:t>
+      </w:r>
     </w:p>
     <w:tbl>
       <w:tblPr>
@@ -1214,7 +1343,6 @@
                 <w:sz w:val="20"/>
                 <w:szCs w:val="18"/>
               </w:rPr>
-              <w:lastRenderedPageBreak/>
               <w:t>1</w:t>
             </w:r>
           </w:p>
@@ -1556,7 +1684,13 @@
         </w:tc>
       </w:tr>
     </w:tbl>
-    <w:p/>
+    <w:p>
+      <w:pPr>
+        <w:rPr>
+          <w:rFonts w:hint="eastAsia"/>
+        </w:rPr>
+      </w:pPr>
+    </w:p>
     <w:p>
       <w:r>
         <w:rPr>
@@ -1599,8 +1733,1920 @@
         <w:tblLook w:val="04A0" w:firstRow="1" w:lastRow="0" w:firstColumn="1" w:lastColumn="0" w:noHBand="0" w:noVBand="1"/>
       </w:tblPr>
       <w:tblGrid>
-        <w:gridCol w:w="421"/>
-        <w:gridCol w:w="7875"/>
+        <w:gridCol w:w="336"/>
+        <w:gridCol w:w="7960"/>
+      </w:tblGrid>
+      <w:tr>
+        <w:tc>
+          <w:tcPr>
+            <w:tcW w:w="279" w:type="dxa"/>
+          </w:tcPr>
+          <w:p>
+            <w:pPr>
+              <w:rPr>
+                <w:sz w:val="20"/>
+                <w:szCs w:val="18"/>
+              </w:rPr>
+            </w:pPr>
+            <w:r>
+              <w:rPr>
+                <w:rFonts w:hint="eastAsia"/>
+                <w:sz w:val="20"/>
+                <w:szCs w:val="18"/>
+              </w:rPr>
+              <w:t>1</w:t>
+            </w:r>
+          </w:p>
+          <w:p>
+            <w:pPr>
+              <w:rPr>
+                <w:sz w:val="20"/>
+                <w:szCs w:val="18"/>
+              </w:rPr>
+            </w:pPr>
+          </w:p>
+          <w:p>
+            <w:pPr>
+              <w:rPr>
+                <w:sz w:val="20"/>
+                <w:szCs w:val="18"/>
+              </w:rPr>
+            </w:pPr>
+            <w:r>
+              <w:rPr>
+                <w:rFonts w:hint="eastAsia"/>
+                <w:sz w:val="20"/>
+                <w:szCs w:val="18"/>
+              </w:rPr>
+              <w:t>2</w:t>
+            </w:r>
+          </w:p>
+          <w:p>
+            <w:pPr>
+              <w:rPr>
+                <w:sz w:val="20"/>
+                <w:szCs w:val="18"/>
+              </w:rPr>
+            </w:pPr>
+            <w:r>
+              <w:rPr>
+                <w:rFonts w:hint="eastAsia"/>
+                <w:sz w:val="20"/>
+                <w:szCs w:val="18"/>
+              </w:rPr>
+              <w:t>3</w:t>
+            </w:r>
+          </w:p>
+        </w:tc>
+        <w:tc>
+          <w:tcPr>
+            <w:tcW w:w="8017" w:type="dxa"/>
+          </w:tcPr>
+          <w:p>
+            <w:pPr>
+              <w:rPr>
+                <w:sz w:val="20"/>
+                <w:szCs w:val="18"/>
+              </w:rPr>
+            </w:pPr>
+            <w:proofErr w:type="spellStart"/>
+            <w:r>
+              <w:rPr>
+                <w:rFonts w:hint="eastAsia"/>
+                <w:sz w:val="20"/>
+                <w:szCs w:val="18"/>
+              </w:rPr>
+              <w:t>netsh</w:t>
+            </w:r>
+            <w:proofErr w:type="spellEnd"/>
+            <w:r>
+              <w:rPr>
+                <w:rFonts w:hint="eastAsia"/>
+                <w:sz w:val="20"/>
+                <w:szCs w:val="18"/>
+              </w:rPr>
+              <w:t xml:space="preserve"> interface </w:t>
+            </w:r>
+            <w:proofErr w:type="spellStart"/>
+            <w:r>
+              <w:rPr>
+                <w:rFonts w:hint="eastAsia"/>
+                <w:sz w:val="20"/>
+                <w:szCs w:val="18"/>
+              </w:rPr>
+              <w:t>ip</w:t>
+            </w:r>
+            <w:proofErr w:type="spellEnd"/>
+            <w:r>
+              <w:rPr>
+                <w:rFonts w:hint="eastAsia"/>
+                <w:sz w:val="20"/>
+                <w:szCs w:val="18"/>
+              </w:rPr>
+              <w:t xml:space="preserve"> set address name="</w:t>
+            </w:r>
+            <w:r>
+              <w:rPr>
+                <w:rFonts w:hint="eastAsia"/>
+                <w:sz w:val="20"/>
+                <w:szCs w:val="18"/>
+              </w:rPr>
+              <w:t>乙太網路</w:t>
+            </w:r>
+            <w:r>
+              <w:rPr>
+                <w:rFonts w:hint="eastAsia"/>
+                <w:sz w:val="20"/>
+                <w:szCs w:val="18"/>
+              </w:rPr>
+              <w:t>" static 140.124.131</w:t>
+            </w:r>
+            <w:r>
+              <w:rPr>
+                <w:sz w:val="20"/>
+                <w:szCs w:val="18"/>
+              </w:rPr>
+              <w:t>.120</w:t>
+            </w:r>
+            <w:r>
+              <w:rPr>
+                <w:rFonts w:hint="eastAsia"/>
+                <w:sz w:val="20"/>
+                <w:szCs w:val="18"/>
+              </w:rPr>
+              <w:t xml:space="preserve"> 255.255.255.0 140.124.131.254 </w:t>
+            </w:r>
+          </w:p>
+          <w:p>
+            <w:pPr>
+              <w:rPr>
+                <w:sz w:val="20"/>
+                <w:szCs w:val="18"/>
+              </w:rPr>
+            </w:pPr>
+            <w:proofErr w:type="spellStart"/>
+            <w:r>
+              <w:rPr>
+                <w:rFonts w:hint="eastAsia"/>
+                <w:sz w:val="20"/>
+                <w:szCs w:val="18"/>
+              </w:rPr>
+              <w:t>netsh</w:t>
+            </w:r>
+            <w:proofErr w:type="spellEnd"/>
+            <w:r>
+              <w:rPr>
+                <w:rFonts w:hint="eastAsia"/>
+                <w:sz w:val="20"/>
+                <w:szCs w:val="18"/>
+              </w:rPr>
+              <w:t xml:space="preserve"> interface </w:t>
+            </w:r>
+            <w:proofErr w:type="spellStart"/>
+            <w:r>
+              <w:rPr>
+                <w:rFonts w:hint="eastAsia"/>
+                <w:sz w:val="20"/>
+                <w:szCs w:val="18"/>
+              </w:rPr>
+              <w:t>ip</w:t>
+            </w:r>
+            <w:proofErr w:type="spellEnd"/>
+            <w:r>
+              <w:rPr>
+                <w:rFonts w:hint="eastAsia"/>
+                <w:sz w:val="20"/>
+                <w:szCs w:val="18"/>
+              </w:rPr>
+              <w:t xml:space="preserve"> set </w:t>
+            </w:r>
+            <w:proofErr w:type="spellStart"/>
+            <w:r>
+              <w:rPr>
+                <w:rFonts w:hint="eastAsia"/>
+                <w:sz w:val="20"/>
+                <w:szCs w:val="18"/>
+              </w:rPr>
+              <w:t>dns</w:t>
+            </w:r>
+            <w:proofErr w:type="spellEnd"/>
+            <w:r>
+              <w:rPr>
+                <w:rFonts w:hint="eastAsia"/>
+                <w:sz w:val="20"/>
+                <w:szCs w:val="18"/>
+              </w:rPr>
+              <w:t xml:space="preserve"> name="</w:t>
+            </w:r>
+            <w:r>
+              <w:rPr>
+                <w:rFonts w:hint="eastAsia"/>
+                <w:sz w:val="20"/>
+                <w:szCs w:val="18"/>
+              </w:rPr>
+              <w:t>乙太網路</w:t>
+            </w:r>
+            <w:r>
+              <w:rPr>
+                <w:rFonts w:hint="eastAsia"/>
+                <w:sz w:val="20"/>
+                <w:szCs w:val="18"/>
+              </w:rPr>
+              <w:t xml:space="preserve">" static 140.124.13.1 </w:t>
+            </w:r>
+          </w:p>
+          <w:p>
+            <w:pPr>
+              <w:rPr>
+                <w:sz w:val="20"/>
+                <w:szCs w:val="18"/>
+              </w:rPr>
+            </w:pPr>
+            <w:proofErr w:type="spellStart"/>
+            <w:r>
+              <w:rPr>
+                <w:rFonts w:hint="eastAsia"/>
+                <w:sz w:val="20"/>
+                <w:szCs w:val="18"/>
+              </w:rPr>
+              <w:t>netsh</w:t>
+            </w:r>
+            <w:proofErr w:type="spellEnd"/>
+            <w:r>
+              <w:rPr>
+                <w:rFonts w:hint="eastAsia"/>
+                <w:sz w:val="20"/>
+                <w:szCs w:val="18"/>
+              </w:rPr>
+              <w:t xml:space="preserve"> interface </w:t>
+            </w:r>
+            <w:proofErr w:type="spellStart"/>
+            <w:r>
+              <w:rPr>
+                <w:rFonts w:hint="eastAsia"/>
+                <w:sz w:val="20"/>
+                <w:szCs w:val="18"/>
+              </w:rPr>
+              <w:t>ip</w:t>
+            </w:r>
+            <w:proofErr w:type="spellEnd"/>
+            <w:r>
+              <w:rPr>
+                <w:rFonts w:hint="eastAsia"/>
+                <w:sz w:val="20"/>
+                <w:szCs w:val="18"/>
+              </w:rPr>
+              <w:t xml:space="preserve"> add </w:t>
+            </w:r>
+            <w:proofErr w:type="spellStart"/>
+            <w:r>
+              <w:rPr>
+                <w:rFonts w:hint="eastAsia"/>
+                <w:sz w:val="20"/>
+                <w:szCs w:val="18"/>
+              </w:rPr>
+              <w:t>dns</w:t>
+            </w:r>
+            <w:proofErr w:type="spellEnd"/>
+            <w:r>
+              <w:rPr>
+                <w:rFonts w:hint="eastAsia"/>
+                <w:sz w:val="20"/>
+                <w:szCs w:val="18"/>
+              </w:rPr>
+              <w:t xml:space="preserve"> name="</w:t>
+            </w:r>
+            <w:r>
+              <w:rPr>
+                <w:rFonts w:hint="eastAsia"/>
+                <w:sz w:val="20"/>
+                <w:szCs w:val="18"/>
+              </w:rPr>
+              <w:t>乙太網路</w:t>
+            </w:r>
+            <w:r>
+              <w:rPr>
+                <w:rFonts w:hint="eastAsia"/>
+                <w:sz w:val="20"/>
+                <w:szCs w:val="18"/>
+              </w:rPr>
+              <w:t>" 140.124.13.2 index=2</w:t>
+            </w:r>
+          </w:p>
+        </w:tc>
+      </w:tr>
+    </w:tbl>
+    <w:p/>
+    <w:p>
+      <w:pPr>
+        <w:pStyle w:val="a5"/>
+        <w:numPr>
+          <w:ilvl w:val="3"/>
+          <w:numId w:val="1"/>
+        </w:numPr>
+        <w:ind w:leftChars="0"/>
+      </w:pPr>
+      <w:r>
+        <w:rPr>
+          <w:rFonts w:hint="eastAsia"/>
+        </w:rPr>
+        <w:t>第二種打法</w:t>
+      </w:r>
+      <w:r>
+        <w:rPr>
+          <w:rFonts w:hint="eastAsia"/>
+        </w:rPr>
+        <w:t>(</w:t>
+      </w:r>
+      <w:r>
+        <w:rPr>
+          <w:rFonts w:hint="eastAsia"/>
+        </w:rPr>
+        <w:t>推薦</w:t>
+      </w:r>
+      <w:r>
+        <w:rPr>
+          <w:rFonts w:hint="eastAsia"/>
+        </w:rPr>
+        <w:t>)</w:t>
+      </w:r>
+    </w:p>
+    <w:tbl>
+      <w:tblPr>
+        <w:tblStyle w:val="a7"/>
+        <w:tblW w:w="0" w:type="auto"/>
+        <w:tblLook w:val="04A0" w:firstRow="1" w:lastRow="0" w:firstColumn="1" w:lastColumn="0" w:noHBand="0" w:noVBand="1"/>
+      </w:tblPr>
+      <w:tblGrid>
+        <w:gridCol w:w="456"/>
+        <w:gridCol w:w="7840"/>
+      </w:tblGrid>
+      <w:tr>
+        <w:tc>
+          <w:tcPr>
+            <w:tcW w:w="279" w:type="dxa"/>
+          </w:tcPr>
+          <w:p>
+            <w:pPr>
+              <w:rPr>
+                <w:sz w:val="20"/>
+                <w:szCs w:val="18"/>
+              </w:rPr>
+            </w:pPr>
+            <w:r>
+              <w:rPr>
+                <w:rFonts w:hint="eastAsia"/>
+                <w:sz w:val="20"/>
+                <w:szCs w:val="18"/>
+              </w:rPr>
+              <w:t>1</w:t>
+            </w:r>
+          </w:p>
+          <w:p>
+            <w:pPr>
+              <w:rPr>
+                <w:sz w:val="20"/>
+                <w:szCs w:val="18"/>
+              </w:rPr>
+            </w:pPr>
+            <w:r>
+              <w:rPr>
+                <w:rFonts w:hint="eastAsia"/>
+                <w:sz w:val="20"/>
+                <w:szCs w:val="18"/>
+              </w:rPr>
+              <w:t>2</w:t>
+            </w:r>
+          </w:p>
+          <w:p>
+            <w:pPr>
+              <w:rPr>
+                <w:sz w:val="20"/>
+                <w:szCs w:val="18"/>
+              </w:rPr>
+            </w:pPr>
+            <w:r>
+              <w:rPr>
+                <w:rFonts w:hint="eastAsia"/>
+                <w:sz w:val="20"/>
+                <w:szCs w:val="18"/>
+              </w:rPr>
+              <w:t>3</w:t>
+            </w:r>
+          </w:p>
+          <w:p>
+            <w:pPr>
+              <w:rPr>
+                <w:sz w:val="20"/>
+                <w:szCs w:val="18"/>
+              </w:rPr>
+            </w:pPr>
+            <w:r>
+              <w:rPr>
+                <w:rFonts w:hint="eastAsia"/>
+                <w:sz w:val="20"/>
+                <w:szCs w:val="18"/>
+              </w:rPr>
+              <w:t>4</w:t>
+            </w:r>
+          </w:p>
+          <w:p>
+            <w:pPr>
+              <w:rPr>
+                <w:sz w:val="20"/>
+                <w:szCs w:val="18"/>
+              </w:rPr>
+            </w:pPr>
+            <w:r>
+              <w:rPr>
+                <w:rFonts w:hint="eastAsia"/>
+                <w:sz w:val="20"/>
+                <w:szCs w:val="18"/>
+              </w:rPr>
+              <w:t>5</w:t>
+            </w:r>
+          </w:p>
+          <w:p>
+            <w:pPr>
+              <w:rPr>
+                <w:sz w:val="20"/>
+                <w:szCs w:val="18"/>
+              </w:rPr>
+            </w:pPr>
+          </w:p>
+          <w:p>
+            <w:pPr>
+              <w:rPr>
+                <w:sz w:val="20"/>
+                <w:szCs w:val="18"/>
+              </w:rPr>
+            </w:pPr>
+            <w:r>
+              <w:rPr>
+                <w:rFonts w:hint="eastAsia"/>
+                <w:sz w:val="20"/>
+                <w:szCs w:val="18"/>
+              </w:rPr>
+              <w:t>6</w:t>
+            </w:r>
+          </w:p>
+          <w:p>
+            <w:pPr>
+              <w:rPr>
+                <w:sz w:val="20"/>
+                <w:szCs w:val="18"/>
+              </w:rPr>
+            </w:pPr>
+            <w:r>
+              <w:rPr>
+                <w:rFonts w:hint="eastAsia"/>
+                <w:sz w:val="20"/>
+                <w:szCs w:val="18"/>
+              </w:rPr>
+              <w:t>7</w:t>
+            </w:r>
+          </w:p>
+          <w:p>
+            <w:pPr>
+              <w:rPr>
+                <w:sz w:val="20"/>
+                <w:szCs w:val="18"/>
+              </w:rPr>
+            </w:pPr>
+            <w:r>
+              <w:rPr>
+                <w:rFonts w:hint="eastAsia"/>
+                <w:sz w:val="20"/>
+                <w:szCs w:val="18"/>
+              </w:rPr>
+              <w:t>8</w:t>
+            </w:r>
+          </w:p>
+          <w:p>
+            <w:pPr>
+              <w:rPr>
+                <w:sz w:val="20"/>
+                <w:szCs w:val="18"/>
+              </w:rPr>
+            </w:pPr>
+            <w:r>
+              <w:rPr>
+                <w:rFonts w:hint="eastAsia"/>
+                <w:sz w:val="20"/>
+                <w:szCs w:val="18"/>
+              </w:rPr>
+              <w:t>9</w:t>
+            </w:r>
+          </w:p>
+          <w:p>
+            <w:pPr>
+              <w:rPr>
+                <w:sz w:val="20"/>
+                <w:szCs w:val="18"/>
+              </w:rPr>
+            </w:pPr>
+            <w:r>
+              <w:rPr>
+                <w:rFonts w:hint="eastAsia"/>
+                <w:sz w:val="20"/>
+                <w:szCs w:val="18"/>
+              </w:rPr>
+              <w:t>1</w:t>
+            </w:r>
+            <w:r>
+              <w:rPr>
+                <w:sz w:val="20"/>
+                <w:szCs w:val="18"/>
+              </w:rPr>
+              <w:t>0</w:t>
+            </w:r>
+          </w:p>
+          <w:p>
+            <w:pPr>
+              <w:rPr>
+                <w:sz w:val="20"/>
+                <w:szCs w:val="18"/>
+              </w:rPr>
+            </w:pPr>
+            <w:r>
+              <w:rPr>
+                <w:rFonts w:hint="eastAsia"/>
+                <w:sz w:val="20"/>
+                <w:szCs w:val="18"/>
+              </w:rPr>
+              <w:t>1</w:t>
+            </w:r>
+            <w:r>
+              <w:rPr>
+                <w:sz w:val="20"/>
+                <w:szCs w:val="18"/>
+              </w:rPr>
+              <w:t>1</w:t>
+            </w:r>
+          </w:p>
+          <w:p>
+            <w:pPr>
+              <w:rPr>
+                <w:sz w:val="20"/>
+                <w:szCs w:val="18"/>
+              </w:rPr>
+            </w:pPr>
+            <w:r>
+              <w:rPr>
+                <w:rFonts w:hint="eastAsia"/>
+                <w:sz w:val="20"/>
+                <w:szCs w:val="18"/>
+              </w:rPr>
+              <w:t>1</w:t>
+            </w:r>
+            <w:r>
+              <w:rPr>
+                <w:sz w:val="20"/>
+                <w:szCs w:val="18"/>
+              </w:rPr>
+              <w:t>2</w:t>
+            </w:r>
+          </w:p>
+          <w:p>
+            <w:pPr>
+              <w:rPr>
+                <w:rFonts w:hint="eastAsia"/>
+                <w:sz w:val="20"/>
+                <w:szCs w:val="18"/>
+              </w:rPr>
+            </w:pPr>
+            <w:r>
+              <w:rPr>
+                <w:rFonts w:hint="eastAsia"/>
+                <w:sz w:val="20"/>
+                <w:szCs w:val="18"/>
+              </w:rPr>
+              <w:t>1</w:t>
+            </w:r>
+            <w:r>
+              <w:rPr>
+                <w:sz w:val="20"/>
+                <w:szCs w:val="18"/>
+              </w:rPr>
+              <w:t>3</w:t>
+            </w:r>
+          </w:p>
+        </w:tc>
+        <w:tc>
+          <w:tcPr>
+            <w:tcW w:w="8017" w:type="dxa"/>
+          </w:tcPr>
+          <w:p>
+            <w:pPr>
+              <w:rPr>
+                <w:sz w:val="20"/>
+                <w:szCs w:val="18"/>
+              </w:rPr>
+            </w:pPr>
+            <w:r>
+              <w:rPr>
+                <w:sz w:val="20"/>
+                <w:szCs w:val="18"/>
+              </w:rPr>
+              <w:t>@</w:t>
+            </w:r>
+            <w:proofErr w:type="gramStart"/>
+            <w:r>
+              <w:rPr>
+                <w:sz w:val="20"/>
+                <w:szCs w:val="18"/>
+              </w:rPr>
+              <w:t>echo</w:t>
+            </w:r>
+            <w:proofErr w:type="gramEnd"/>
+            <w:r>
+              <w:rPr>
+                <w:sz w:val="20"/>
+                <w:szCs w:val="18"/>
+              </w:rPr>
+              <w:t xml:space="preserve"> off</w:t>
+            </w:r>
+          </w:p>
+          <w:p>
+            <w:pPr>
+              <w:rPr>
+                <w:sz w:val="20"/>
+                <w:szCs w:val="18"/>
+              </w:rPr>
+            </w:pPr>
+            <w:r>
+              <w:rPr>
+                <w:sz w:val="20"/>
+                <w:szCs w:val="18"/>
+              </w:rPr>
+              <w:t xml:space="preserve">:: </w:t>
+            </w:r>
+            <w:r>
+              <w:rPr>
+                <w:sz w:val="20"/>
+                <w:szCs w:val="18"/>
+              </w:rPr>
+              <w:t>確保指令路徑正確，避免環境變數問題</w:t>
+            </w:r>
+          </w:p>
+          <w:p>
+            <w:pPr>
+              <w:rPr>
+                <w:rFonts w:hint="eastAsia"/>
+                <w:sz w:val="20"/>
+                <w:szCs w:val="18"/>
+              </w:rPr>
+            </w:pPr>
+            <w:r>
+              <w:rPr>
+                <w:sz w:val="20"/>
+                <w:szCs w:val="18"/>
+              </w:rPr>
+              <w:t>SET CMD_NETSH=C:\Windows\System32\netsh.exe</w:t>
+            </w:r>
+          </w:p>
+          <w:p>
+            <w:pPr>
+              <w:rPr>
+                <w:sz w:val="20"/>
+                <w:szCs w:val="18"/>
+              </w:rPr>
+            </w:pPr>
+            <w:r>
+              <w:rPr>
+                <w:sz w:val="20"/>
+                <w:szCs w:val="18"/>
+              </w:rPr>
+              <w:t xml:space="preserve">echo [1/3] </w:t>
+            </w:r>
+            <w:r>
+              <w:rPr>
+                <w:sz w:val="20"/>
+                <w:szCs w:val="18"/>
+              </w:rPr>
+              <w:t>正在設定靜態</w:t>
+            </w:r>
+            <w:r>
+              <w:rPr>
+                <w:sz w:val="20"/>
+                <w:szCs w:val="18"/>
+              </w:rPr>
+              <w:t xml:space="preserve"> IP ...</w:t>
+            </w:r>
+          </w:p>
+          <w:p>
+            <w:pPr>
+              <w:rPr>
+                <w:rFonts w:hint="eastAsia"/>
+                <w:sz w:val="20"/>
+                <w:szCs w:val="18"/>
+              </w:rPr>
+            </w:pPr>
+            <w:r>
+              <w:rPr>
+                <w:sz w:val="20"/>
+                <w:szCs w:val="18"/>
+              </w:rPr>
+              <w:t xml:space="preserve">%CMD_NETSH% interface </w:t>
+            </w:r>
+            <w:proofErr w:type="spellStart"/>
+            <w:r>
+              <w:rPr>
+                <w:sz w:val="20"/>
+                <w:szCs w:val="18"/>
+              </w:rPr>
+              <w:t>ip</w:t>
+            </w:r>
+            <w:proofErr w:type="spellEnd"/>
+            <w:r>
+              <w:rPr>
+                <w:sz w:val="20"/>
+                <w:szCs w:val="18"/>
+              </w:rPr>
+              <w:t xml:space="preserve"> set address name="</w:t>
+            </w:r>
+            <w:r>
+              <w:rPr>
+                <w:sz w:val="20"/>
+                <w:szCs w:val="18"/>
+              </w:rPr>
+              <w:t>乙太網路</w:t>
+            </w:r>
+            <w:r>
+              <w:rPr>
+                <w:sz w:val="20"/>
+                <w:szCs w:val="18"/>
+              </w:rPr>
+              <w:t xml:space="preserve">" static </w:t>
+            </w:r>
+            <w:r>
+              <w:rPr>
+                <w:rFonts w:hint="eastAsia"/>
+                <w:sz w:val="20"/>
+                <w:szCs w:val="18"/>
+              </w:rPr>
+              <w:t>{</w:t>
+            </w:r>
+            <w:r>
+              <w:rPr>
+                <w:rFonts w:hint="eastAsia"/>
+                <w:sz w:val="20"/>
+                <w:szCs w:val="18"/>
+              </w:rPr>
+              <w:t>你的</w:t>
+            </w:r>
+            <w:r>
+              <w:rPr>
+                <w:rFonts w:hint="eastAsia"/>
+                <w:sz w:val="20"/>
+                <w:szCs w:val="18"/>
+              </w:rPr>
+              <w:t>IP</w:t>
+            </w:r>
+            <w:r>
+              <w:rPr>
+                <w:rFonts w:hint="eastAsia"/>
+                <w:sz w:val="20"/>
+                <w:szCs w:val="18"/>
+              </w:rPr>
+              <w:t>位址</w:t>
+            </w:r>
+            <w:r>
+              <w:rPr>
+                <w:rFonts w:hint="eastAsia"/>
+                <w:sz w:val="20"/>
+                <w:szCs w:val="18"/>
+              </w:rPr>
+              <w:t>}</w:t>
+            </w:r>
+            <w:r>
+              <w:rPr>
+                <w:sz w:val="20"/>
+                <w:szCs w:val="18"/>
+              </w:rPr>
+              <w:t xml:space="preserve"> 255.255.255.0 </w:t>
+            </w:r>
+            <w:r>
+              <w:rPr>
+                <w:rFonts w:hint="eastAsia"/>
+                <w:sz w:val="20"/>
+                <w:szCs w:val="18"/>
+              </w:rPr>
+              <w:t>{</w:t>
+            </w:r>
+            <w:r>
+              <w:rPr>
+                <w:rFonts w:hint="eastAsia"/>
+                <w:sz w:val="20"/>
+                <w:szCs w:val="18"/>
+              </w:rPr>
+              <w:t>你的</w:t>
+            </w:r>
+            <w:r>
+              <w:rPr>
+                <w:rFonts w:hint="eastAsia"/>
+                <w:sz w:val="20"/>
+                <w:szCs w:val="18"/>
+              </w:rPr>
+              <w:t>IP</w:t>
+            </w:r>
+            <w:r>
+              <w:rPr>
+                <w:rFonts w:hint="eastAsia"/>
+                <w:sz w:val="20"/>
+                <w:szCs w:val="18"/>
+              </w:rPr>
+              <w:t>位址</w:t>
+            </w:r>
+            <w:proofErr w:type="gramStart"/>
+            <w:r>
+              <w:rPr>
+                <w:rFonts w:hint="eastAsia"/>
+                <w:sz w:val="20"/>
+                <w:szCs w:val="18"/>
+              </w:rPr>
+              <w:t>的末碼改成</w:t>
+            </w:r>
+            <w:proofErr w:type="gramEnd"/>
+            <w:r>
+              <w:rPr>
+                <w:rFonts w:hint="eastAsia"/>
+                <w:sz w:val="20"/>
+                <w:szCs w:val="18"/>
+              </w:rPr>
+              <w:t>254}</w:t>
+            </w:r>
+          </w:p>
+          <w:p>
+            <w:pPr>
+              <w:rPr>
+                <w:sz w:val="20"/>
+                <w:szCs w:val="18"/>
+              </w:rPr>
+            </w:pPr>
+            <w:r>
+              <w:rPr>
+                <w:sz w:val="20"/>
+                <w:szCs w:val="18"/>
+              </w:rPr>
+              <w:t xml:space="preserve">echo [2/3] </w:t>
+            </w:r>
+            <w:r>
+              <w:rPr>
+                <w:sz w:val="20"/>
+                <w:szCs w:val="18"/>
+              </w:rPr>
+              <w:t>正在設定主要</w:t>
+            </w:r>
+            <w:r>
+              <w:rPr>
+                <w:sz w:val="20"/>
+                <w:szCs w:val="18"/>
+              </w:rPr>
+              <w:t xml:space="preserve"> DNS ...</w:t>
+            </w:r>
+          </w:p>
+          <w:p>
+            <w:pPr>
+              <w:rPr>
+                <w:rFonts w:hint="eastAsia"/>
+                <w:sz w:val="20"/>
+                <w:szCs w:val="18"/>
+              </w:rPr>
+            </w:pPr>
+            <w:r>
+              <w:rPr>
+                <w:sz w:val="20"/>
+                <w:szCs w:val="18"/>
+              </w:rPr>
+              <w:t xml:space="preserve">%CMD_NETSH% interface </w:t>
+            </w:r>
+            <w:proofErr w:type="spellStart"/>
+            <w:r>
+              <w:rPr>
+                <w:sz w:val="20"/>
+                <w:szCs w:val="18"/>
+              </w:rPr>
+              <w:t>ip</w:t>
+            </w:r>
+            <w:proofErr w:type="spellEnd"/>
+            <w:r>
+              <w:rPr>
+                <w:sz w:val="20"/>
+                <w:szCs w:val="18"/>
+              </w:rPr>
+              <w:t xml:space="preserve"> set </w:t>
+            </w:r>
+            <w:proofErr w:type="spellStart"/>
+            <w:r>
+              <w:rPr>
+                <w:sz w:val="20"/>
+                <w:szCs w:val="18"/>
+              </w:rPr>
+              <w:t>dns</w:t>
+            </w:r>
+            <w:proofErr w:type="spellEnd"/>
+            <w:r>
+              <w:rPr>
+                <w:sz w:val="20"/>
+                <w:szCs w:val="18"/>
+              </w:rPr>
+              <w:t xml:space="preserve"> name="</w:t>
+            </w:r>
+            <w:r>
+              <w:rPr>
+                <w:sz w:val="20"/>
+                <w:szCs w:val="18"/>
+              </w:rPr>
+              <w:t>乙太網路</w:t>
+            </w:r>
+            <w:r>
+              <w:rPr>
+                <w:sz w:val="20"/>
+                <w:szCs w:val="18"/>
+              </w:rPr>
+              <w:t>" static 140.124.13.1</w:t>
+            </w:r>
+          </w:p>
+          <w:p>
+            <w:pPr>
+              <w:rPr>
+                <w:sz w:val="20"/>
+                <w:szCs w:val="18"/>
+              </w:rPr>
+            </w:pPr>
+            <w:r>
+              <w:rPr>
+                <w:sz w:val="20"/>
+                <w:szCs w:val="18"/>
+              </w:rPr>
+              <w:t xml:space="preserve">echo [3/3] </w:t>
+            </w:r>
+            <w:r>
+              <w:rPr>
+                <w:sz w:val="20"/>
+                <w:szCs w:val="18"/>
+              </w:rPr>
+              <w:t>正在設定次要</w:t>
+            </w:r>
+            <w:r>
+              <w:rPr>
+                <w:sz w:val="20"/>
+                <w:szCs w:val="18"/>
+              </w:rPr>
+              <w:t xml:space="preserve"> DNS ...</w:t>
+            </w:r>
+          </w:p>
+          <w:p>
+            <w:pPr>
+              <w:rPr>
+                <w:rFonts w:hint="eastAsia"/>
+                <w:sz w:val="20"/>
+                <w:szCs w:val="18"/>
+              </w:rPr>
+            </w:pPr>
+            <w:r>
+              <w:rPr>
+                <w:sz w:val="20"/>
+                <w:szCs w:val="18"/>
+              </w:rPr>
+              <w:t xml:space="preserve">%CMD_NETSH% interface </w:t>
+            </w:r>
+            <w:proofErr w:type="spellStart"/>
+            <w:r>
+              <w:rPr>
+                <w:sz w:val="20"/>
+                <w:szCs w:val="18"/>
+              </w:rPr>
+              <w:t>ip</w:t>
+            </w:r>
+            <w:proofErr w:type="spellEnd"/>
+            <w:r>
+              <w:rPr>
+                <w:sz w:val="20"/>
+                <w:szCs w:val="18"/>
+              </w:rPr>
+              <w:t xml:space="preserve"> add </w:t>
+            </w:r>
+            <w:proofErr w:type="spellStart"/>
+            <w:r>
+              <w:rPr>
+                <w:sz w:val="20"/>
+                <w:szCs w:val="18"/>
+              </w:rPr>
+              <w:t>dns</w:t>
+            </w:r>
+            <w:proofErr w:type="spellEnd"/>
+            <w:r>
+              <w:rPr>
+                <w:sz w:val="20"/>
+                <w:szCs w:val="18"/>
+              </w:rPr>
+              <w:t xml:space="preserve"> name="</w:t>
+            </w:r>
+            <w:r>
+              <w:rPr>
+                <w:sz w:val="20"/>
+                <w:szCs w:val="18"/>
+              </w:rPr>
+              <w:t>乙太網路</w:t>
+            </w:r>
+            <w:r>
+              <w:rPr>
+                <w:sz w:val="20"/>
+                <w:szCs w:val="18"/>
+              </w:rPr>
+              <w:t>" 140.124.13.2 index=2</w:t>
+            </w:r>
+          </w:p>
+          <w:p>
+            <w:pPr>
+              <w:rPr>
+                <w:sz w:val="20"/>
+                <w:szCs w:val="18"/>
+              </w:rPr>
+            </w:pPr>
+            <w:r>
+              <w:rPr>
+                <w:sz w:val="20"/>
+                <w:szCs w:val="18"/>
+              </w:rPr>
+              <w:t>echo.</w:t>
+            </w:r>
+          </w:p>
+          <w:p>
+            <w:pPr>
+              <w:rPr>
+                <w:sz w:val="20"/>
+                <w:szCs w:val="18"/>
+              </w:rPr>
+            </w:pPr>
+            <w:r>
+              <w:rPr>
+                <w:sz w:val="20"/>
+                <w:szCs w:val="18"/>
+              </w:rPr>
+              <w:t xml:space="preserve">echo </w:t>
+            </w:r>
+            <w:r>
+              <w:rPr>
+                <w:sz w:val="20"/>
+                <w:szCs w:val="18"/>
+              </w:rPr>
+              <w:t>設定完成！檢查結果：</w:t>
+            </w:r>
+          </w:p>
+          <w:p>
+            <w:pPr>
+              <w:rPr>
+                <w:rFonts w:hint="eastAsia"/>
+                <w:sz w:val="20"/>
+                <w:szCs w:val="18"/>
+              </w:rPr>
+            </w:pPr>
+            <w:r>
+              <w:rPr>
+                <w:sz w:val="20"/>
+                <w:szCs w:val="18"/>
+              </w:rPr>
+              <w:t xml:space="preserve">%CMD_NETSH% interface </w:t>
+            </w:r>
+            <w:proofErr w:type="spellStart"/>
+            <w:r>
+              <w:rPr>
+                <w:sz w:val="20"/>
+                <w:szCs w:val="18"/>
+              </w:rPr>
+              <w:t>ip</w:t>
+            </w:r>
+            <w:proofErr w:type="spellEnd"/>
+            <w:r>
+              <w:rPr>
+                <w:sz w:val="20"/>
+                <w:szCs w:val="18"/>
+              </w:rPr>
+              <w:t xml:space="preserve"> show config name="</w:t>
+            </w:r>
+            <w:r>
+              <w:rPr>
+                <w:sz w:val="20"/>
+                <w:szCs w:val="18"/>
+              </w:rPr>
+              <w:t>乙太網路</w:t>
+            </w:r>
+            <w:r>
+              <w:rPr>
+                <w:sz w:val="20"/>
+                <w:szCs w:val="18"/>
+              </w:rPr>
+              <w:t>"</w:t>
+            </w:r>
+          </w:p>
+          <w:p>
+            <w:pPr>
+              <w:rPr>
+                <w:sz w:val="20"/>
+                <w:szCs w:val="18"/>
+              </w:rPr>
+            </w:pPr>
+            <w:r>
+              <w:rPr>
+                <w:sz w:val="20"/>
+                <w:szCs w:val="18"/>
+              </w:rPr>
+              <w:t>pause</w:t>
+            </w:r>
+          </w:p>
+        </w:tc>
+      </w:tr>
+    </w:tbl>
+    <w:p>
+      <w:pPr>
+        <w:rPr>
+          <w:rFonts w:hint="eastAsia"/>
+        </w:rPr>
+      </w:pPr>
+    </w:p>
+    <w:p>
+      <w:r>
+        <w:rPr>
+          <w:rFonts w:hint="eastAsia"/>
+        </w:rPr>
+        <w:t>假設</w:t>
+      </w:r>
+      <w:r>
+        <w:rPr>
+          <w:rFonts w:hint="eastAsia"/>
+        </w:rPr>
+        <w:t>IP</w:t>
+      </w:r>
+      <w:r>
+        <w:rPr>
+          <w:rFonts w:hint="eastAsia"/>
+        </w:rPr>
+        <w:t>位址為</w:t>
+      </w:r>
+      <w:r>
+        <w:rPr>
+          <w:rFonts w:hint="eastAsia"/>
+        </w:rPr>
+        <w:t>140.124.131.</w:t>
+      </w:r>
+      <w:r>
+        <w:t>120</w:t>
+      </w:r>
+      <w:r>
+        <w:rPr>
+          <w:rFonts w:hint="eastAsia"/>
+        </w:rPr>
+        <w:t>則我需要這樣打</w:t>
+      </w:r>
+    </w:p>
+    <w:tbl>
+      <w:tblPr>
+        <w:tblStyle w:val="a7"/>
+        <w:tblW w:w="0" w:type="auto"/>
+        <w:tblLook w:val="04A0" w:firstRow="1" w:lastRow="0" w:firstColumn="1" w:lastColumn="0" w:noHBand="0" w:noVBand="1"/>
+      </w:tblPr>
+      <w:tblGrid>
+        <w:gridCol w:w="456"/>
+        <w:gridCol w:w="7840"/>
+      </w:tblGrid>
+      <w:tr>
+        <w:tc>
+          <w:tcPr>
+            <w:tcW w:w="279" w:type="dxa"/>
+          </w:tcPr>
+          <w:p>
+            <w:pPr>
+              <w:rPr>
+                <w:sz w:val="20"/>
+                <w:szCs w:val="18"/>
+              </w:rPr>
+            </w:pPr>
+            <w:r>
+              <w:rPr>
+                <w:rFonts w:hint="eastAsia"/>
+                <w:sz w:val="20"/>
+                <w:szCs w:val="18"/>
+              </w:rPr>
+              <w:t>1</w:t>
+            </w:r>
+          </w:p>
+          <w:p>
+            <w:pPr>
+              <w:rPr>
+                <w:sz w:val="20"/>
+                <w:szCs w:val="18"/>
+              </w:rPr>
+            </w:pPr>
+            <w:r>
+              <w:rPr>
+                <w:rFonts w:hint="eastAsia"/>
+                <w:sz w:val="20"/>
+                <w:szCs w:val="18"/>
+              </w:rPr>
+              <w:t>2</w:t>
+            </w:r>
+          </w:p>
+          <w:p>
+            <w:pPr>
+              <w:rPr>
+                <w:sz w:val="20"/>
+                <w:szCs w:val="18"/>
+              </w:rPr>
+            </w:pPr>
+            <w:r>
+              <w:rPr>
+                <w:rFonts w:hint="eastAsia"/>
+                <w:sz w:val="20"/>
+                <w:szCs w:val="18"/>
+              </w:rPr>
+              <w:t>3</w:t>
+            </w:r>
+          </w:p>
+          <w:p>
+            <w:pPr>
+              <w:rPr>
+                <w:sz w:val="20"/>
+                <w:szCs w:val="18"/>
+              </w:rPr>
+            </w:pPr>
+            <w:r>
+              <w:rPr>
+                <w:rFonts w:hint="eastAsia"/>
+                <w:sz w:val="20"/>
+                <w:szCs w:val="18"/>
+              </w:rPr>
+              <w:lastRenderedPageBreak/>
+              <w:t>4</w:t>
+            </w:r>
+          </w:p>
+          <w:p>
+            <w:pPr>
+              <w:rPr>
+                <w:sz w:val="20"/>
+                <w:szCs w:val="18"/>
+              </w:rPr>
+            </w:pPr>
+            <w:r>
+              <w:rPr>
+                <w:rFonts w:hint="eastAsia"/>
+                <w:sz w:val="20"/>
+                <w:szCs w:val="18"/>
+              </w:rPr>
+              <w:t>5</w:t>
+            </w:r>
+          </w:p>
+          <w:p>
+            <w:pPr>
+              <w:rPr>
+                <w:sz w:val="20"/>
+                <w:szCs w:val="18"/>
+              </w:rPr>
+            </w:pPr>
+          </w:p>
+          <w:p>
+            <w:pPr>
+              <w:rPr>
+                <w:sz w:val="20"/>
+                <w:szCs w:val="18"/>
+              </w:rPr>
+            </w:pPr>
+            <w:r>
+              <w:rPr>
+                <w:rFonts w:hint="eastAsia"/>
+                <w:sz w:val="20"/>
+                <w:szCs w:val="18"/>
+              </w:rPr>
+              <w:t>6</w:t>
+            </w:r>
+          </w:p>
+          <w:p>
+            <w:pPr>
+              <w:rPr>
+                <w:sz w:val="20"/>
+                <w:szCs w:val="18"/>
+              </w:rPr>
+            </w:pPr>
+            <w:r>
+              <w:rPr>
+                <w:rFonts w:hint="eastAsia"/>
+                <w:sz w:val="20"/>
+                <w:szCs w:val="18"/>
+              </w:rPr>
+              <w:t>7</w:t>
+            </w:r>
+          </w:p>
+          <w:p>
+            <w:pPr>
+              <w:rPr>
+                <w:sz w:val="20"/>
+                <w:szCs w:val="18"/>
+              </w:rPr>
+            </w:pPr>
+            <w:r>
+              <w:rPr>
+                <w:rFonts w:hint="eastAsia"/>
+                <w:sz w:val="20"/>
+                <w:szCs w:val="18"/>
+              </w:rPr>
+              <w:t>8</w:t>
+            </w:r>
+          </w:p>
+          <w:p>
+            <w:pPr>
+              <w:rPr>
+                <w:sz w:val="20"/>
+                <w:szCs w:val="18"/>
+              </w:rPr>
+            </w:pPr>
+            <w:r>
+              <w:rPr>
+                <w:rFonts w:hint="eastAsia"/>
+                <w:sz w:val="20"/>
+                <w:szCs w:val="18"/>
+              </w:rPr>
+              <w:t>9</w:t>
+            </w:r>
+          </w:p>
+          <w:p>
+            <w:pPr>
+              <w:rPr>
+                <w:sz w:val="20"/>
+                <w:szCs w:val="18"/>
+              </w:rPr>
+            </w:pPr>
+            <w:r>
+              <w:rPr>
+                <w:rFonts w:hint="eastAsia"/>
+                <w:sz w:val="20"/>
+                <w:szCs w:val="18"/>
+              </w:rPr>
+              <w:t>1</w:t>
+            </w:r>
+            <w:r>
+              <w:rPr>
+                <w:sz w:val="20"/>
+                <w:szCs w:val="18"/>
+              </w:rPr>
+              <w:t>0</w:t>
+            </w:r>
+          </w:p>
+          <w:p>
+            <w:pPr>
+              <w:rPr>
+                <w:sz w:val="20"/>
+                <w:szCs w:val="18"/>
+              </w:rPr>
+            </w:pPr>
+            <w:r>
+              <w:rPr>
+                <w:rFonts w:hint="eastAsia"/>
+                <w:sz w:val="20"/>
+                <w:szCs w:val="18"/>
+              </w:rPr>
+              <w:t>1</w:t>
+            </w:r>
+            <w:r>
+              <w:rPr>
+                <w:sz w:val="20"/>
+                <w:szCs w:val="18"/>
+              </w:rPr>
+              <w:t>1</w:t>
+            </w:r>
+          </w:p>
+          <w:p>
+            <w:pPr>
+              <w:rPr>
+                <w:sz w:val="20"/>
+                <w:szCs w:val="18"/>
+              </w:rPr>
+            </w:pPr>
+            <w:r>
+              <w:rPr>
+                <w:rFonts w:hint="eastAsia"/>
+                <w:sz w:val="20"/>
+                <w:szCs w:val="18"/>
+              </w:rPr>
+              <w:t>1</w:t>
+            </w:r>
+            <w:r>
+              <w:rPr>
+                <w:sz w:val="20"/>
+                <w:szCs w:val="18"/>
+              </w:rPr>
+              <w:t>2</w:t>
+            </w:r>
+          </w:p>
+          <w:p>
+            <w:pPr>
+              <w:rPr>
+                <w:rFonts w:hint="eastAsia"/>
+                <w:sz w:val="20"/>
+                <w:szCs w:val="18"/>
+              </w:rPr>
+            </w:pPr>
+            <w:r>
+              <w:rPr>
+                <w:rFonts w:hint="eastAsia"/>
+                <w:sz w:val="20"/>
+                <w:szCs w:val="18"/>
+              </w:rPr>
+              <w:t>1</w:t>
+            </w:r>
+            <w:r>
+              <w:rPr>
+                <w:sz w:val="20"/>
+                <w:szCs w:val="18"/>
+              </w:rPr>
+              <w:t>3</w:t>
+            </w:r>
+          </w:p>
+        </w:tc>
+        <w:tc>
+          <w:tcPr>
+            <w:tcW w:w="8017" w:type="dxa"/>
+          </w:tcPr>
+          <w:p>
+            <w:pPr>
+              <w:rPr>
+                <w:sz w:val="20"/>
+                <w:szCs w:val="18"/>
+              </w:rPr>
+            </w:pPr>
+            <w:r>
+              <w:rPr>
+                <w:sz w:val="20"/>
+                <w:szCs w:val="18"/>
+              </w:rPr>
+              <w:lastRenderedPageBreak/>
+              <w:t>@</w:t>
+            </w:r>
+            <w:proofErr w:type="gramStart"/>
+            <w:r>
+              <w:rPr>
+                <w:sz w:val="20"/>
+                <w:szCs w:val="18"/>
+              </w:rPr>
+              <w:t>echo</w:t>
+            </w:r>
+            <w:proofErr w:type="gramEnd"/>
+            <w:r>
+              <w:rPr>
+                <w:sz w:val="20"/>
+                <w:szCs w:val="18"/>
+              </w:rPr>
+              <w:t xml:space="preserve"> off</w:t>
+            </w:r>
+          </w:p>
+          <w:p>
+            <w:pPr>
+              <w:rPr>
+                <w:sz w:val="20"/>
+                <w:szCs w:val="18"/>
+              </w:rPr>
+            </w:pPr>
+            <w:r>
+              <w:rPr>
+                <w:sz w:val="20"/>
+                <w:szCs w:val="18"/>
+              </w:rPr>
+              <w:t xml:space="preserve">:: </w:t>
+            </w:r>
+            <w:r>
+              <w:rPr>
+                <w:sz w:val="20"/>
+                <w:szCs w:val="18"/>
+              </w:rPr>
+              <w:t>確保指令路徑正確，避免環境變數問題</w:t>
+            </w:r>
+          </w:p>
+          <w:p>
+            <w:pPr>
+              <w:rPr>
+                <w:rFonts w:hint="eastAsia"/>
+                <w:sz w:val="20"/>
+                <w:szCs w:val="18"/>
+              </w:rPr>
+            </w:pPr>
+            <w:r>
+              <w:rPr>
+                <w:sz w:val="20"/>
+                <w:szCs w:val="18"/>
+              </w:rPr>
+              <w:t>SET CMD_NETSH=C:\Windows\System32\netsh.exe</w:t>
+            </w:r>
+          </w:p>
+          <w:p>
+            <w:pPr>
+              <w:rPr>
+                <w:sz w:val="20"/>
+                <w:szCs w:val="18"/>
+              </w:rPr>
+            </w:pPr>
+            <w:r>
+              <w:rPr>
+                <w:sz w:val="20"/>
+                <w:szCs w:val="18"/>
+              </w:rPr>
+              <w:lastRenderedPageBreak/>
+              <w:t xml:space="preserve">echo [1/3] </w:t>
+            </w:r>
+            <w:r>
+              <w:rPr>
+                <w:sz w:val="20"/>
+                <w:szCs w:val="18"/>
+              </w:rPr>
+              <w:t>正在設定靜態</w:t>
+            </w:r>
+            <w:r>
+              <w:rPr>
+                <w:sz w:val="20"/>
+                <w:szCs w:val="18"/>
+              </w:rPr>
+              <w:t xml:space="preserve"> IP ...</w:t>
+            </w:r>
+          </w:p>
+          <w:p>
+            <w:pPr>
+              <w:rPr>
+                <w:rFonts w:hint="eastAsia"/>
+                <w:sz w:val="20"/>
+                <w:szCs w:val="18"/>
+              </w:rPr>
+            </w:pPr>
+            <w:r>
+              <w:rPr>
+                <w:sz w:val="20"/>
+                <w:szCs w:val="18"/>
+              </w:rPr>
+              <w:t xml:space="preserve">%CMD_NETSH% interface </w:t>
+            </w:r>
+            <w:proofErr w:type="spellStart"/>
+            <w:r>
+              <w:rPr>
+                <w:sz w:val="20"/>
+                <w:szCs w:val="18"/>
+              </w:rPr>
+              <w:t>ip</w:t>
+            </w:r>
+            <w:proofErr w:type="spellEnd"/>
+            <w:r>
+              <w:rPr>
+                <w:sz w:val="20"/>
+                <w:szCs w:val="18"/>
+              </w:rPr>
+              <w:t xml:space="preserve"> set address name="</w:t>
+            </w:r>
+            <w:r>
+              <w:rPr>
+                <w:sz w:val="20"/>
+                <w:szCs w:val="18"/>
+              </w:rPr>
+              <w:t>乙太網路</w:t>
+            </w:r>
+            <w:r>
+              <w:rPr>
+                <w:sz w:val="20"/>
+                <w:szCs w:val="18"/>
+              </w:rPr>
+              <w:t>" static 140.124.131.120 255.255.255.0 140.124.131.254</w:t>
+            </w:r>
+          </w:p>
+          <w:p>
+            <w:pPr>
+              <w:rPr>
+                <w:sz w:val="20"/>
+                <w:szCs w:val="18"/>
+              </w:rPr>
+            </w:pPr>
+            <w:r>
+              <w:rPr>
+                <w:sz w:val="20"/>
+                <w:szCs w:val="18"/>
+              </w:rPr>
+              <w:t xml:space="preserve">echo [2/3] </w:t>
+            </w:r>
+            <w:r>
+              <w:rPr>
+                <w:sz w:val="20"/>
+                <w:szCs w:val="18"/>
+              </w:rPr>
+              <w:t>正在設定主要</w:t>
+            </w:r>
+            <w:r>
+              <w:rPr>
+                <w:sz w:val="20"/>
+                <w:szCs w:val="18"/>
+              </w:rPr>
+              <w:t xml:space="preserve"> DNS ...</w:t>
+            </w:r>
+          </w:p>
+          <w:p>
+            <w:pPr>
+              <w:rPr>
+                <w:rFonts w:hint="eastAsia"/>
+                <w:sz w:val="20"/>
+                <w:szCs w:val="18"/>
+              </w:rPr>
+            </w:pPr>
+            <w:r>
+              <w:rPr>
+                <w:sz w:val="20"/>
+                <w:szCs w:val="18"/>
+              </w:rPr>
+              <w:t xml:space="preserve">%CMD_NETSH% interface </w:t>
+            </w:r>
+            <w:proofErr w:type="spellStart"/>
+            <w:r>
+              <w:rPr>
+                <w:sz w:val="20"/>
+                <w:szCs w:val="18"/>
+              </w:rPr>
+              <w:t>ip</w:t>
+            </w:r>
+            <w:proofErr w:type="spellEnd"/>
+            <w:r>
+              <w:rPr>
+                <w:sz w:val="20"/>
+                <w:szCs w:val="18"/>
+              </w:rPr>
+              <w:t xml:space="preserve"> set </w:t>
+            </w:r>
+            <w:proofErr w:type="spellStart"/>
+            <w:r>
+              <w:rPr>
+                <w:sz w:val="20"/>
+                <w:szCs w:val="18"/>
+              </w:rPr>
+              <w:t>dns</w:t>
+            </w:r>
+            <w:proofErr w:type="spellEnd"/>
+            <w:r>
+              <w:rPr>
+                <w:sz w:val="20"/>
+                <w:szCs w:val="18"/>
+              </w:rPr>
+              <w:t xml:space="preserve"> name="</w:t>
+            </w:r>
+            <w:r>
+              <w:rPr>
+                <w:sz w:val="20"/>
+                <w:szCs w:val="18"/>
+              </w:rPr>
+              <w:t>乙太網路</w:t>
+            </w:r>
+            <w:r>
+              <w:rPr>
+                <w:sz w:val="20"/>
+                <w:szCs w:val="18"/>
+              </w:rPr>
+              <w:t>" static 140.124.13.1</w:t>
+            </w:r>
+          </w:p>
+          <w:p>
+            <w:pPr>
+              <w:rPr>
+                <w:sz w:val="20"/>
+                <w:szCs w:val="18"/>
+              </w:rPr>
+            </w:pPr>
+            <w:r>
+              <w:rPr>
+                <w:sz w:val="20"/>
+                <w:szCs w:val="18"/>
+              </w:rPr>
+              <w:t xml:space="preserve">echo [3/3] </w:t>
+            </w:r>
+            <w:r>
+              <w:rPr>
+                <w:sz w:val="20"/>
+                <w:szCs w:val="18"/>
+              </w:rPr>
+              <w:t>正在設定次要</w:t>
+            </w:r>
+            <w:r>
+              <w:rPr>
+                <w:sz w:val="20"/>
+                <w:szCs w:val="18"/>
+              </w:rPr>
+              <w:t xml:space="preserve"> DNS ...</w:t>
+            </w:r>
+          </w:p>
+          <w:p>
+            <w:pPr>
+              <w:rPr>
+                <w:rFonts w:hint="eastAsia"/>
+                <w:sz w:val="20"/>
+                <w:szCs w:val="18"/>
+              </w:rPr>
+            </w:pPr>
+            <w:r>
+              <w:rPr>
+                <w:sz w:val="20"/>
+                <w:szCs w:val="18"/>
+              </w:rPr>
+              <w:t xml:space="preserve">%CMD_NETSH% interface </w:t>
+            </w:r>
+            <w:proofErr w:type="spellStart"/>
+            <w:r>
+              <w:rPr>
+                <w:sz w:val="20"/>
+                <w:szCs w:val="18"/>
+              </w:rPr>
+              <w:t>ip</w:t>
+            </w:r>
+            <w:proofErr w:type="spellEnd"/>
+            <w:r>
+              <w:rPr>
+                <w:sz w:val="20"/>
+                <w:szCs w:val="18"/>
+              </w:rPr>
+              <w:t xml:space="preserve"> add </w:t>
+            </w:r>
+            <w:proofErr w:type="spellStart"/>
+            <w:r>
+              <w:rPr>
+                <w:sz w:val="20"/>
+                <w:szCs w:val="18"/>
+              </w:rPr>
+              <w:t>dns</w:t>
+            </w:r>
+            <w:proofErr w:type="spellEnd"/>
+            <w:r>
+              <w:rPr>
+                <w:sz w:val="20"/>
+                <w:szCs w:val="18"/>
+              </w:rPr>
+              <w:t xml:space="preserve"> name="</w:t>
+            </w:r>
+            <w:r>
+              <w:rPr>
+                <w:sz w:val="20"/>
+                <w:szCs w:val="18"/>
+              </w:rPr>
+              <w:t>乙太網路</w:t>
+            </w:r>
+            <w:r>
+              <w:rPr>
+                <w:sz w:val="20"/>
+                <w:szCs w:val="18"/>
+              </w:rPr>
+              <w:t>" 140.124.13.2 index=2</w:t>
+            </w:r>
+          </w:p>
+          <w:p>
+            <w:pPr>
+              <w:rPr>
+                <w:sz w:val="20"/>
+                <w:szCs w:val="18"/>
+              </w:rPr>
+            </w:pPr>
+            <w:r>
+              <w:rPr>
+                <w:sz w:val="20"/>
+                <w:szCs w:val="18"/>
+              </w:rPr>
+              <w:t>echo.</w:t>
+            </w:r>
+          </w:p>
+          <w:p>
+            <w:pPr>
+              <w:rPr>
+                <w:sz w:val="20"/>
+                <w:szCs w:val="18"/>
+              </w:rPr>
+            </w:pPr>
+            <w:r>
+              <w:rPr>
+                <w:sz w:val="20"/>
+                <w:szCs w:val="18"/>
+              </w:rPr>
+              <w:t xml:space="preserve">echo </w:t>
+            </w:r>
+            <w:r>
+              <w:rPr>
+                <w:sz w:val="20"/>
+                <w:szCs w:val="18"/>
+              </w:rPr>
+              <w:t>設定完成！檢查結果：</w:t>
+            </w:r>
+          </w:p>
+          <w:p>
+            <w:pPr>
+              <w:rPr>
+                <w:rFonts w:hint="eastAsia"/>
+                <w:sz w:val="20"/>
+                <w:szCs w:val="18"/>
+              </w:rPr>
+            </w:pPr>
+            <w:r>
+              <w:rPr>
+                <w:sz w:val="20"/>
+                <w:szCs w:val="18"/>
+              </w:rPr>
+              <w:t xml:space="preserve">%CMD_NETSH% interface </w:t>
+            </w:r>
+            <w:proofErr w:type="spellStart"/>
+            <w:r>
+              <w:rPr>
+                <w:sz w:val="20"/>
+                <w:szCs w:val="18"/>
+              </w:rPr>
+              <w:t>ip</w:t>
+            </w:r>
+            <w:proofErr w:type="spellEnd"/>
+            <w:r>
+              <w:rPr>
+                <w:sz w:val="20"/>
+                <w:szCs w:val="18"/>
+              </w:rPr>
+              <w:t xml:space="preserve"> show config name="</w:t>
+            </w:r>
+            <w:r>
+              <w:rPr>
+                <w:sz w:val="20"/>
+                <w:szCs w:val="18"/>
+              </w:rPr>
+              <w:t>乙太網路</w:t>
+            </w:r>
+            <w:r>
+              <w:rPr>
+                <w:sz w:val="20"/>
+                <w:szCs w:val="18"/>
+              </w:rPr>
+              <w:t>"</w:t>
+            </w:r>
+          </w:p>
+          <w:p>
+            <w:pPr>
+              <w:rPr>
+                <w:sz w:val="20"/>
+                <w:szCs w:val="18"/>
+              </w:rPr>
+            </w:pPr>
+            <w:r>
+              <w:rPr>
+                <w:sz w:val="20"/>
+                <w:szCs w:val="18"/>
+              </w:rPr>
+              <w:t>pause</w:t>
+            </w:r>
+          </w:p>
+        </w:tc>
+      </w:tr>
+    </w:tbl>
+    <w:p/>
+    <w:p>
+      <w:pPr>
+        <w:pStyle w:val="a5"/>
+        <w:numPr>
+          <w:ilvl w:val="3"/>
+          <w:numId w:val="1"/>
+        </w:numPr>
+        <w:ind w:leftChars="0"/>
+      </w:pPr>
+      <w:r>
+        <w:rPr>
+          <w:rFonts w:hint="eastAsia"/>
+        </w:rPr>
+        <w:t>附錄：使用</w:t>
+      </w:r>
+      <w:r>
+        <w:rPr>
+          <w:rFonts w:hint="eastAsia"/>
+        </w:rPr>
+        <w:t>DHCP(</w:t>
+      </w:r>
+      <w:r>
+        <w:rPr>
+          <w:rFonts w:hint="eastAsia"/>
+        </w:rPr>
+        <w:t>動態分配</w:t>
+      </w:r>
+      <w:r>
+        <w:rPr>
+          <w:rFonts w:hint="eastAsia"/>
+        </w:rPr>
+        <w:t>IP)</w:t>
+      </w:r>
+      <w:r>
+        <w:rPr>
+          <w:rFonts w:hint="eastAsia"/>
+        </w:rPr>
+        <w:t>打法【宿舍不能用】</w:t>
+      </w:r>
+    </w:p>
+    <w:tbl>
+      <w:tblPr>
+        <w:tblStyle w:val="a7"/>
+        <w:tblW w:w="0" w:type="auto"/>
+        <w:tblLook w:val="04A0" w:firstRow="1" w:lastRow="0" w:firstColumn="1" w:lastColumn="0" w:noHBand="0" w:noVBand="1"/>
+      </w:tblPr>
+      <w:tblGrid>
+        <w:gridCol w:w="456"/>
+        <w:gridCol w:w="7840"/>
       </w:tblGrid>
       <w:tr>
         <w:tc>
@@ -1630,14 +3676,6 @@
                 <w:szCs w:val="18"/>
               </w:rPr>
             </w:pPr>
-          </w:p>
-          <w:p>
-            <w:pPr>
-              <w:rPr>
-                <w:sz w:val="20"/>
-                <w:szCs w:val="18"/>
-              </w:rPr>
-            </w:pPr>
             <w:r>
               <w:rPr>
                 <w:rFonts w:hint="eastAsia"/>
@@ -1657,6 +3695,195 @@
             <w:r>
               <w:rPr>
                 <w:rFonts w:hint="eastAsia"/>
+                <w:sz w:val="20"/>
+                <w:szCs w:val="18"/>
+              </w:rPr>
+              <w:t>3</w:t>
+            </w:r>
+          </w:p>
+          <w:p>
+            <w:pPr>
+              <w:rPr>
+                <w:sz w:val="20"/>
+                <w:szCs w:val="18"/>
+              </w:rPr>
+            </w:pPr>
+            <w:r>
+              <w:rPr>
+                <w:rFonts w:hint="eastAsia"/>
+                <w:sz w:val="20"/>
+                <w:szCs w:val="18"/>
+              </w:rPr>
+              <w:t>4</w:t>
+            </w:r>
+          </w:p>
+          <w:p>
+            <w:pPr>
+              <w:rPr>
+                <w:sz w:val="20"/>
+                <w:szCs w:val="18"/>
+              </w:rPr>
+            </w:pPr>
+            <w:r>
+              <w:rPr>
+                <w:rFonts w:hint="eastAsia"/>
+                <w:sz w:val="20"/>
+                <w:szCs w:val="18"/>
+              </w:rPr>
+              <w:t>5</w:t>
+            </w:r>
+          </w:p>
+          <w:p>
+            <w:pPr>
+              <w:rPr>
+                <w:sz w:val="20"/>
+                <w:szCs w:val="18"/>
+              </w:rPr>
+            </w:pPr>
+            <w:r>
+              <w:rPr>
+                <w:rFonts w:hint="eastAsia"/>
+                <w:sz w:val="20"/>
+                <w:szCs w:val="18"/>
+              </w:rPr>
+              <w:t>6</w:t>
+            </w:r>
+          </w:p>
+          <w:p>
+            <w:pPr>
+              <w:rPr>
+                <w:sz w:val="20"/>
+                <w:szCs w:val="18"/>
+              </w:rPr>
+            </w:pPr>
+            <w:r>
+              <w:rPr>
+                <w:rFonts w:hint="eastAsia"/>
+                <w:sz w:val="20"/>
+                <w:szCs w:val="18"/>
+              </w:rPr>
+              <w:t>7</w:t>
+            </w:r>
+          </w:p>
+          <w:p>
+            <w:pPr>
+              <w:rPr>
+                <w:sz w:val="20"/>
+                <w:szCs w:val="18"/>
+              </w:rPr>
+            </w:pPr>
+            <w:r>
+              <w:rPr>
+                <w:rFonts w:hint="eastAsia"/>
+                <w:sz w:val="20"/>
+                <w:szCs w:val="18"/>
+              </w:rPr>
+              <w:t>8</w:t>
+            </w:r>
+          </w:p>
+          <w:p>
+            <w:pPr>
+              <w:rPr>
+                <w:sz w:val="20"/>
+                <w:szCs w:val="18"/>
+              </w:rPr>
+            </w:pPr>
+            <w:r>
+              <w:rPr>
+                <w:rFonts w:hint="eastAsia"/>
+                <w:sz w:val="20"/>
+                <w:szCs w:val="18"/>
+              </w:rPr>
+              <w:t>9</w:t>
+            </w:r>
+          </w:p>
+          <w:p>
+            <w:pPr>
+              <w:rPr>
+                <w:sz w:val="20"/>
+                <w:szCs w:val="18"/>
+              </w:rPr>
+            </w:pPr>
+            <w:r>
+              <w:rPr>
+                <w:rFonts w:hint="eastAsia"/>
+                <w:sz w:val="20"/>
+                <w:szCs w:val="18"/>
+              </w:rPr>
+              <w:t>1</w:t>
+            </w:r>
+            <w:r>
+              <w:rPr>
+                <w:sz w:val="20"/>
+                <w:szCs w:val="18"/>
+              </w:rPr>
+              <w:t>0</w:t>
+            </w:r>
+          </w:p>
+          <w:p>
+            <w:pPr>
+              <w:rPr>
+                <w:sz w:val="20"/>
+                <w:szCs w:val="18"/>
+              </w:rPr>
+            </w:pPr>
+            <w:r>
+              <w:rPr>
+                <w:rFonts w:hint="eastAsia"/>
+                <w:sz w:val="20"/>
+                <w:szCs w:val="18"/>
+              </w:rPr>
+              <w:t>1</w:t>
+            </w:r>
+            <w:r>
+              <w:rPr>
+                <w:sz w:val="20"/>
+                <w:szCs w:val="18"/>
+              </w:rPr>
+              <w:t>1</w:t>
+            </w:r>
+          </w:p>
+          <w:p>
+            <w:pPr>
+              <w:rPr>
+                <w:sz w:val="20"/>
+                <w:szCs w:val="18"/>
+              </w:rPr>
+            </w:pPr>
+            <w:r>
+              <w:rPr>
+                <w:rFonts w:hint="eastAsia"/>
+                <w:sz w:val="20"/>
+                <w:szCs w:val="18"/>
+              </w:rPr>
+              <w:t>1</w:t>
+            </w:r>
+            <w:r>
+              <w:rPr>
+                <w:sz w:val="20"/>
+                <w:szCs w:val="18"/>
+              </w:rPr>
+              <w:t>2</w:t>
+            </w:r>
+          </w:p>
+          <w:p>
+            <w:pPr>
+              <w:rPr>
+                <w:rFonts w:hint="eastAsia"/>
+                <w:sz w:val="20"/>
+                <w:szCs w:val="18"/>
+              </w:rPr>
+            </w:pPr>
+            <w:r>
+              <w:rPr>
+                <w:rFonts w:hint="eastAsia"/>
+                <w:sz w:val="20"/>
+                <w:szCs w:val="18"/>
+              </w:rPr>
+              <w:t>1</w:t>
+            </w:r>
+            <w:r>
+              <w:rPr>
                 <w:sz w:val="20"/>
                 <w:szCs w:val="18"/>
               </w:rPr>
@@ -1675,10 +3902,130 @@
                 <w:szCs w:val="18"/>
               </w:rPr>
             </w:pPr>
+            <w:r>
+              <w:rPr>
+                <w:sz w:val="20"/>
+                <w:szCs w:val="18"/>
+              </w:rPr>
+              <w:t>@</w:t>
+            </w:r>
+            <w:proofErr w:type="gramStart"/>
+            <w:r>
+              <w:rPr>
+                <w:sz w:val="20"/>
+                <w:szCs w:val="18"/>
+              </w:rPr>
+              <w:t>echo</w:t>
+            </w:r>
+            <w:proofErr w:type="gramEnd"/>
+            <w:r>
+              <w:rPr>
+                <w:sz w:val="20"/>
+                <w:szCs w:val="18"/>
+              </w:rPr>
+              <w:t xml:space="preserve"> off</w:t>
+            </w:r>
+          </w:p>
+          <w:p>
+            <w:pPr>
+              <w:rPr>
+                <w:sz w:val="20"/>
+                <w:szCs w:val="18"/>
+              </w:rPr>
+            </w:pPr>
             <w:proofErr w:type="spellStart"/>
             <w:r>
               <w:rPr>
-                <w:rFonts w:hint="eastAsia"/>
+                <w:sz w:val="20"/>
+                <w:szCs w:val="18"/>
+              </w:rPr>
+              <w:t>chcp</w:t>
+            </w:r>
+            <w:proofErr w:type="spellEnd"/>
+            <w:r>
+              <w:rPr>
+                <w:sz w:val="20"/>
+                <w:szCs w:val="18"/>
+              </w:rPr>
+              <w:t xml:space="preserve"> 65001</w:t>
+            </w:r>
+          </w:p>
+          <w:p>
+            <w:pPr>
+              <w:rPr>
+                <w:sz w:val="20"/>
+                <w:szCs w:val="18"/>
+              </w:rPr>
+            </w:pPr>
+            <w:r>
+              <w:rPr>
+                <w:sz w:val="20"/>
+                <w:szCs w:val="18"/>
+              </w:rPr>
+              <w:t xml:space="preserve">:: </w:t>
+            </w:r>
+            <w:r>
+              <w:rPr>
+                <w:sz w:val="20"/>
+                <w:szCs w:val="18"/>
+              </w:rPr>
+              <w:t>確保指令路徑正確，避免環境變數問題</w:t>
+            </w:r>
+          </w:p>
+          <w:p>
+            <w:pPr>
+              <w:rPr>
+                <w:sz w:val="20"/>
+                <w:szCs w:val="18"/>
+              </w:rPr>
+            </w:pPr>
+            <w:r>
+              <w:rPr>
+                <w:sz w:val="20"/>
+                <w:szCs w:val="18"/>
+              </w:rPr>
+              <w:t>SET CMD_NETSH=C:\Windows\System32\netsh.exe</w:t>
+            </w:r>
+          </w:p>
+          <w:p>
+            <w:pPr>
+              <w:rPr>
+                <w:sz w:val="20"/>
+                <w:szCs w:val="18"/>
+              </w:rPr>
+            </w:pPr>
+            <w:r>
+              <w:rPr>
+                <w:sz w:val="20"/>
+                <w:szCs w:val="18"/>
+              </w:rPr>
+              <w:t xml:space="preserve">echo [1/2] </w:t>
+            </w:r>
+            <w:r>
+              <w:rPr>
+                <w:sz w:val="20"/>
+                <w:szCs w:val="18"/>
+              </w:rPr>
+              <w:t>正在設定動態</w:t>
+            </w:r>
+            <w:r>
+              <w:rPr>
+                <w:sz w:val="20"/>
+                <w:szCs w:val="18"/>
+              </w:rPr>
+              <w:t xml:space="preserve"> IP ...</w:t>
+            </w:r>
+          </w:p>
+          <w:p>
+            <w:pPr>
+              <w:rPr>
+                <w:sz w:val="20"/>
+                <w:szCs w:val="18"/>
+              </w:rPr>
+            </w:pPr>
+            <w:proofErr w:type="spellStart"/>
+            <w:r>
+              <w:rPr>
                 <w:sz w:val="20"/>
                 <w:szCs w:val="18"/>
               </w:rPr>
@@ -1687,7 +4034,6 @@
             <w:proofErr w:type="spellEnd"/>
             <w:r>
               <w:rPr>
-                <w:rFonts w:hint="eastAsia"/>
                 <w:sz w:val="20"/>
                 <w:szCs w:val="18"/>
               </w:rPr>
@@ -1696,7 +4042,6 @@
             <w:proofErr w:type="spellStart"/>
             <w:r>
               <w:rPr>
-                <w:rFonts w:hint="eastAsia"/>
                 <w:sz w:val="20"/>
                 <w:szCs w:val="18"/>
               </w:rPr>
@@ -1705,7 +4050,6 @@
             <w:proofErr w:type="spellEnd"/>
             <w:r>
               <w:rPr>
-                <w:rFonts w:hint="eastAsia"/>
                 <w:sz w:val="20"/>
                 <w:szCs w:val="18"/>
               </w:rPr>
@@ -1713,7 +4057,6 @@
             </w:r>
             <w:r>
               <w:rPr>
-                <w:rFonts w:hint="eastAsia"/>
                 <w:sz w:val="20"/>
                 <w:szCs w:val="18"/>
               </w:rPr>
@@ -1721,39 +4064,60 @@
             </w:r>
             <w:r>
               <w:rPr>
-                <w:rFonts w:hint="eastAsia"/>
-                <w:sz w:val="20"/>
-                <w:szCs w:val="18"/>
-              </w:rPr>
-              <w:t>" static 140.124.131</w:t>
-            </w:r>
-            <w:r>
-              <w:rPr>
-                <w:sz w:val="20"/>
-                <w:szCs w:val="18"/>
-              </w:rPr>
-              <w:t>.120</w:t>
-            </w:r>
-            <w:r>
-              <w:rPr>
-                <w:rFonts w:hint="eastAsia"/>
-                <w:sz w:val="20"/>
-                <w:szCs w:val="18"/>
-              </w:rPr>
-              <w:t xml:space="preserve"> 255.255.255.0 140.124.131.254 </w:t>
-            </w:r>
-          </w:p>
-          <w:p>
-            <w:pPr>
-              <w:rPr>
-                <w:sz w:val="20"/>
-                <w:szCs w:val="18"/>
-              </w:rPr>
-            </w:pPr>
+                <w:sz w:val="20"/>
+                <w:szCs w:val="18"/>
+              </w:rPr>
+              <w:t>" source=</w:t>
+            </w:r>
             <w:proofErr w:type="spellStart"/>
             <w:r>
               <w:rPr>
-                <w:rFonts w:hint="eastAsia"/>
+                <w:sz w:val="20"/>
+                <w:szCs w:val="18"/>
+              </w:rPr>
+              <w:t>dhcp</w:t>
+            </w:r>
+            <w:proofErr w:type="spellEnd"/>
+          </w:p>
+          <w:p>
+            <w:pPr>
+              <w:rPr>
+                <w:sz w:val="20"/>
+                <w:szCs w:val="18"/>
+              </w:rPr>
+            </w:pPr>
+            <w:r>
+              <w:rPr>
+                <w:sz w:val="20"/>
+                <w:szCs w:val="18"/>
+              </w:rPr>
+              <w:t xml:space="preserve">echo [2/2] </w:t>
+            </w:r>
+            <w:r>
+              <w:rPr>
+                <w:sz w:val="20"/>
+                <w:szCs w:val="18"/>
+              </w:rPr>
+              <w:t>正在設定動態取得</w:t>
+            </w:r>
+            <w:r>
+              <w:rPr>
+                <w:sz w:val="20"/>
+                <w:szCs w:val="18"/>
+              </w:rPr>
+              <w:t xml:space="preserve"> DNS ...</w:t>
+            </w:r>
+          </w:p>
+          <w:p>
+            <w:pPr>
+              <w:rPr>
+                <w:sz w:val="20"/>
+                <w:szCs w:val="18"/>
+              </w:rPr>
+            </w:pPr>
+            <w:proofErr w:type="spellStart"/>
+            <w:r>
+              <w:rPr>
                 <w:sz w:val="20"/>
                 <w:szCs w:val="18"/>
               </w:rPr>
@@ -1762,7 +4126,6 @@
             <w:proofErr w:type="spellEnd"/>
             <w:r>
               <w:rPr>
-                <w:rFonts w:hint="eastAsia"/>
                 <w:sz w:val="20"/>
                 <w:szCs w:val="18"/>
               </w:rPr>
@@ -1771,7 +4134,6 @@
             <w:proofErr w:type="spellStart"/>
             <w:r>
               <w:rPr>
-                <w:rFonts w:hint="eastAsia"/>
                 <w:sz w:val="20"/>
                 <w:szCs w:val="18"/>
               </w:rPr>
@@ -1780,7 +4142,6 @@
             <w:proofErr w:type="spellEnd"/>
             <w:r>
               <w:rPr>
-                <w:rFonts w:hint="eastAsia"/>
                 <w:sz w:val="20"/>
                 <w:szCs w:val="18"/>
               </w:rPr>
@@ -1789,7 +4150,6 @@
             <w:proofErr w:type="spellStart"/>
             <w:r>
               <w:rPr>
-                <w:rFonts w:hint="eastAsia"/>
                 <w:sz w:val="20"/>
                 <w:szCs w:val="18"/>
               </w:rPr>
@@ -1798,7 +4158,6 @@
             <w:proofErr w:type="spellEnd"/>
             <w:r>
               <w:rPr>
-                <w:rFonts w:hint="eastAsia"/>
                 <w:sz w:val="20"/>
                 <w:szCs w:val="18"/>
               </w:rPr>
@@ -1806,7 +4165,6 @@
             </w:r>
             <w:r>
               <w:rPr>
-                <w:rFonts w:hint="eastAsia"/>
                 <w:sz w:val="20"/>
                 <w:szCs w:val="18"/>
               </w:rPr>
@@ -1814,42 +4172,111 @@
             </w:r>
             <w:r>
               <w:rPr>
-                <w:rFonts w:hint="eastAsia"/>
-                <w:sz w:val="20"/>
-                <w:szCs w:val="18"/>
-              </w:rPr>
-              <w:t xml:space="preserve">" static 140.124.13.1 </w:t>
-            </w:r>
-          </w:p>
-          <w:p>
-            <w:pPr>
-              <w:rPr>
-                <w:sz w:val="20"/>
-                <w:szCs w:val="18"/>
-              </w:rPr>
-            </w:pPr>
+                <w:sz w:val="20"/>
+                <w:szCs w:val="18"/>
+              </w:rPr>
+              <w:t>" source=</w:t>
+            </w:r>
             <w:proofErr w:type="spellStart"/>
             <w:r>
               <w:rPr>
-                <w:rFonts w:hint="eastAsia"/>
-                <w:sz w:val="20"/>
-                <w:szCs w:val="18"/>
-              </w:rPr>
-              <w:t>netsh</w:t>
+                <w:sz w:val="20"/>
+                <w:szCs w:val="18"/>
+              </w:rPr>
+              <w:t>dhcp</w:t>
             </w:r>
             <w:proofErr w:type="spellEnd"/>
-            <w:r>
-              <w:rPr>
-                <w:rFonts w:hint="eastAsia"/>
-                <w:sz w:val="20"/>
-                <w:szCs w:val="18"/>
-              </w:rPr>
-              <w:t xml:space="preserve"> interface </w:t>
+          </w:p>
+          <w:p>
+            <w:pPr>
+              <w:rPr>
+                <w:sz w:val="20"/>
+                <w:szCs w:val="18"/>
+              </w:rPr>
+            </w:pPr>
+            <w:r>
+              <w:rPr>
+                <w:sz w:val="20"/>
+                <w:szCs w:val="18"/>
+              </w:rPr>
+              <w:t xml:space="preserve">echo </w:t>
+            </w:r>
+            <w:r>
+              <w:rPr>
+                <w:sz w:val="20"/>
+                <w:szCs w:val="18"/>
+              </w:rPr>
+              <w:t>已恢復為自動取得</w:t>
+            </w:r>
+            <w:r>
+              <w:rPr>
+                <w:sz w:val="20"/>
+                <w:szCs w:val="18"/>
+              </w:rPr>
+              <w:t xml:space="preserve"> IP</w:t>
+            </w:r>
+            <w:r>
+              <w:rPr>
+                <w:sz w:val="20"/>
+                <w:szCs w:val="18"/>
+              </w:rPr>
+              <w:t>。</w:t>
+            </w:r>
+          </w:p>
+          <w:p>
+            <w:pPr>
+              <w:rPr>
+                <w:sz w:val="20"/>
+                <w:szCs w:val="18"/>
+              </w:rPr>
+            </w:pPr>
+            <w:r>
+              <w:rPr>
+                <w:sz w:val="20"/>
+                <w:szCs w:val="18"/>
+              </w:rPr>
+              <w:t>echo.</w:t>
+            </w:r>
+          </w:p>
+          <w:p>
+            <w:pPr>
+              <w:rPr>
+                <w:sz w:val="20"/>
+                <w:szCs w:val="18"/>
+              </w:rPr>
+            </w:pPr>
+            <w:r>
+              <w:rPr>
+                <w:sz w:val="20"/>
+                <w:szCs w:val="18"/>
+              </w:rPr>
+              <w:t xml:space="preserve">echo </w:t>
+            </w:r>
+            <w:r>
+              <w:rPr>
+                <w:sz w:val="20"/>
+                <w:szCs w:val="18"/>
+              </w:rPr>
+              <w:t>設定完成！檢查結果：</w:t>
+            </w:r>
+          </w:p>
+          <w:p>
+            <w:pPr>
+              <w:rPr>
+                <w:sz w:val="20"/>
+                <w:szCs w:val="18"/>
+              </w:rPr>
+            </w:pPr>
+            <w:r>
+              <w:rPr>
+                <w:sz w:val="20"/>
+                <w:szCs w:val="18"/>
+              </w:rPr>
+              <w:t xml:space="preserve">%CMD_NETSH% interface </w:t>
             </w:r>
             <w:proofErr w:type="spellStart"/>
             <w:r>
               <w:rPr>
-                <w:rFonts w:hint="eastAsia"/>
                 <w:sz w:val="20"/>
                 <w:szCs w:val="18"/>
               </w:rPr>
@@ -1858,33 +4285,13 @@
             <w:proofErr w:type="spellEnd"/>
             <w:r>
               <w:rPr>
-                <w:rFonts w:hint="eastAsia"/>
-                <w:sz w:val="20"/>
-                <w:szCs w:val="18"/>
-              </w:rPr>
-              <w:t xml:space="preserve"> add </w:t>
-            </w:r>
-            <w:proofErr w:type="spellStart"/>
-            <w:r>
-              <w:rPr>
-                <w:rFonts w:hint="eastAsia"/>
-                <w:sz w:val="20"/>
-                <w:szCs w:val="18"/>
-              </w:rPr>
-              <w:t>dns</w:t>
-            </w:r>
-            <w:proofErr w:type="spellEnd"/>
-            <w:r>
-              <w:rPr>
-                <w:rFonts w:hint="eastAsia"/>
-                <w:sz w:val="20"/>
-                <w:szCs w:val="18"/>
-              </w:rPr>
-              <w:t xml:space="preserve"> name="</w:t>
-            </w:r>
-            <w:r>
-              <w:rPr>
-                <w:rFonts w:hint="eastAsia"/>
+                <w:sz w:val="20"/>
+                <w:szCs w:val="18"/>
+              </w:rPr>
+              <w:t xml:space="preserve"> show config name="</w:t>
+            </w:r>
+            <w:r>
+              <w:rPr>
                 <w:sz w:val="20"/>
                 <w:szCs w:val="18"/>
               </w:rPr>
@@ -1892,17 +4299,625 @@
             </w:r>
             <w:r>
               <w:rPr>
-                <w:rFonts w:hint="eastAsia"/>
-                <w:sz w:val="20"/>
-                <w:szCs w:val="18"/>
-              </w:rPr>
-              <w:t>" 140.124.13.2 index=2</w:t>
+                <w:sz w:val="20"/>
+                <w:szCs w:val="18"/>
+              </w:rPr>
+              <w:t>"</w:t>
+            </w:r>
+          </w:p>
+          <w:p>
+            <w:pPr>
+              <w:rPr>
+                <w:sz w:val="20"/>
+                <w:szCs w:val="18"/>
+              </w:rPr>
+            </w:pPr>
+            <w:r>
+              <w:rPr>
+                <w:sz w:val="20"/>
+                <w:szCs w:val="18"/>
+              </w:rPr>
+              <w:t>pause</w:t>
+            </w:r>
+          </w:p>
+        </w:tc>
+      </w:tr>
+    </w:tbl>
+    <w:p>
+      <w:pPr>
+        <w:rPr>
+          <w:rFonts w:hint="eastAsia"/>
+        </w:rPr>
+      </w:pPr>
+    </w:p>
+    <w:p>
+      <w:pPr>
+        <w:pStyle w:val="a5"/>
+        <w:numPr>
+          <w:ilvl w:val="2"/>
+          <w:numId w:val="1"/>
+        </w:numPr>
+        <w:ind w:leftChars="0"/>
+        <w:rPr>
+          <w:b/>
+          <w:bCs/>
+        </w:rPr>
+      </w:pPr>
+      <w:r>
+        <w:rPr>
+          <w:rFonts w:hint="eastAsia"/>
+          <w:b/>
+          <w:bCs/>
+        </w:rPr>
+        <w:t>以</w:t>
+      </w:r>
+      <w:r>
+        <w:rPr>
+          <w:rFonts w:hint="eastAsia"/>
+          <w:b/>
+          <w:bCs/>
+        </w:rPr>
+        <w:t>ANSI</w:t>
+      </w:r>
+      <w:r>
+        <w:rPr>
+          <w:rFonts w:hint="eastAsia"/>
+          <w:b/>
+          <w:bCs/>
+        </w:rPr>
+        <w:t>編碼方式來儲存檔案</w:t>
+      </w:r>
+    </w:p>
+    <w:p>
+      <w:pPr>
+        <w:rPr>
+          <w:b/>
+          <w:bCs/>
+        </w:rPr>
+      </w:pPr>
+      <w:r>
+        <w:rPr>
+          <w:b/>
+          <w:bCs/>
+          <w:noProof/>
+        </w:rPr>
+        <w:lastRenderedPageBreak/>
+        <w:drawing>
+          <wp:inline distT="0" distB="0" distL="0" distR="0" wp14:anchorId="00F1332B" wp14:editId="1CE26289">
+            <wp:extent cx="5274310" cy="3293110"/>
+            <wp:effectExtent l="0" t="0" r="2540" b="2540"/>
+            <wp:docPr id="4" name="圖片 4"/>
+            <wp:cNvGraphicFramePr>
+              <a:graphicFrameLocks xmlns:a="http://schemas.openxmlformats.org/drawingml/2006/main" noChangeAspect="1"/>
+            </wp:cNvGraphicFramePr>
+            <a:graphic xmlns:a="http://schemas.openxmlformats.org/drawingml/2006/main">
+              <a:graphicData uri="http://schemas.openxmlformats.org/drawingml/2006/picture">
+                <pic:pic xmlns:pic="http://schemas.openxmlformats.org/drawingml/2006/picture">
+                  <pic:nvPicPr>
+                    <pic:cNvPr id="4" name="圖片 4"/>
+                    <pic:cNvPicPr/>
+                  </pic:nvPicPr>
+                  <pic:blipFill>
+                    <a:blip r:embed="rId13">
+                      <a:extLst>
+                        <a:ext uri="{28A0092B-C50C-407E-A947-70E740481C1C}">
+                          <a14:useLocalDpi xmlns:a14="http://schemas.microsoft.com/office/drawing/2010/main" val="0"/>
+                        </a:ext>
+                      </a:extLst>
+                    </a:blip>
+                    <a:stretch>
+                      <a:fillRect/>
+                    </a:stretch>
+                  </pic:blipFill>
+                  <pic:spPr>
+                    <a:xfrm>
+                      <a:off x="0" y="0"/>
+                      <a:ext cx="5274310" cy="3293110"/>
+                    </a:xfrm>
+                    <a:prstGeom prst="rect">
+                      <a:avLst/>
+                    </a:prstGeom>
+                  </pic:spPr>
+                </pic:pic>
+              </a:graphicData>
+            </a:graphic>
+          </wp:inline>
+        </w:drawing>
+      </w:r>
+    </w:p>
+    <w:p>
+      <w:pPr>
+        <w:rPr>
+          <w:b/>
+          <w:bCs/>
+        </w:rPr>
+      </w:pPr>
+    </w:p>
+    <w:p>
+      <w:pPr>
+        <w:pStyle w:val="a5"/>
+        <w:numPr>
+          <w:ilvl w:val="2"/>
+          <w:numId w:val="1"/>
+        </w:numPr>
+        <w:ind w:leftChars="0"/>
+        <w:rPr>
+          <w:rFonts w:hint="eastAsia"/>
+          <w:b/>
+          <w:bCs/>
+        </w:rPr>
+      </w:pPr>
+      <w:r>
+        <w:rPr>
+          <w:rFonts w:hint="eastAsia"/>
+          <w:b/>
+          <w:bCs/>
+        </w:rPr>
+        <w:t>將副檔名從</w:t>
+      </w:r>
+      <w:r>
+        <w:rPr>
+          <w:rFonts w:hint="eastAsia"/>
+          <w:b/>
+          <w:bCs/>
+        </w:rPr>
+        <w:t>.</w:t>
+      </w:r>
+      <w:r>
+        <w:rPr>
+          <w:b/>
+          <w:bCs/>
+        </w:rPr>
+        <w:t>txt</w:t>
+      </w:r>
+      <w:r>
+        <w:rPr>
+          <w:rFonts w:hint="eastAsia"/>
+          <w:b/>
+          <w:bCs/>
+        </w:rPr>
+        <w:t>改成</w:t>
+      </w:r>
+      <w:r>
+        <w:rPr>
+          <w:rFonts w:hint="eastAsia"/>
+          <w:b/>
+          <w:bCs/>
+        </w:rPr>
+        <w:t>.</w:t>
+      </w:r>
+      <w:r>
+        <w:rPr>
+          <w:b/>
+          <w:bCs/>
+        </w:rPr>
+        <w:t>bat</w:t>
+      </w:r>
+    </w:p>
+    <w:tbl>
+      <w:tblPr>
+        <w:tblStyle w:val="a7"/>
+        <w:tblW w:w="8217" w:type="dxa"/>
+        <w:tblLook w:val="04A0" w:firstRow="1" w:lastRow="0" w:firstColumn="1" w:lastColumn="0" w:noHBand="0" w:noVBand="1"/>
+      </w:tblPr>
+      <w:tblGrid>
+        <w:gridCol w:w="1709"/>
+        <w:gridCol w:w="1859"/>
+        <w:gridCol w:w="4728"/>
+      </w:tblGrid>
+      <w:tr>
+        <w:tc>
+          <w:tcPr>
+            <w:tcW w:w="2046" w:type="dxa"/>
+          </w:tcPr>
+          <w:p>
+            <w:pPr>
+              <w:rPr>
+                <w:rFonts w:hint="eastAsia"/>
+              </w:rPr>
+            </w:pPr>
+            <w:r>
+              <w:rPr>
+                <w:rFonts w:hint="eastAsia"/>
+                <w:noProof/>
+              </w:rPr>
+              <w:drawing>
+                <wp:inline distT="0" distB="0" distL="0" distR="0" wp14:anchorId="6C5C4B88" wp14:editId="426CB068">
+                  <wp:extent cx="954070" cy="1345721"/>
+                  <wp:effectExtent l="0" t="0" r="0" b="6985"/>
+                  <wp:docPr id="5" name="圖片 5"/>
+                  <wp:cNvGraphicFramePr>
+                    <a:graphicFrameLocks xmlns:a="http://schemas.openxmlformats.org/drawingml/2006/main" noChangeAspect="1"/>
+                  </wp:cNvGraphicFramePr>
+                  <a:graphic xmlns:a="http://schemas.openxmlformats.org/drawingml/2006/main">
+                    <a:graphicData uri="http://schemas.openxmlformats.org/drawingml/2006/picture">
+                      <pic:pic xmlns:pic="http://schemas.openxmlformats.org/drawingml/2006/picture">
+                        <pic:nvPicPr>
+                          <pic:cNvPr id="5" name="圖片 5"/>
+                          <pic:cNvPicPr/>
+                        </pic:nvPicPr>
+                        <pic:blipFill rotWithShape="1">
+                          <a:blip r:embed="rId14" cstate="print">
+                            <a:extLst>
+                              <a:ext uri="{28A0092B-C50C-407E-A947-70E740481C1C}">
+                                <a14:useLocalDpi xmlns:a14="http://schemas.microsoft.com/office/drawing/2010/main" val="0"/>
+                              </a:ext>
+                            </a:extLst>
+                          </a:blip>
+                          <a:srcRect t="43323"/>
+                          <a:stretch/>
+                        </pic:blipFill>
+                        <pic:spPr bwMode="auto">
+                          <a:xfrm>
+                            <a:off x="0" y="0"/>
+                            <a:ext cx="961719" cy="1356511"/>
+                          </a:xfrm>
+                          <a:prstGeom prst="rect">
+                            <a:avLst/>
+                          </a:prstGeom>
+                          <a:ln>
+                            <a:noFill/>
+                          </a:ln>
+                          <a:extLst>
+                            <a:ext uri="{53640926-AAD7-44D8-BBD7-CCE9431645EC}">
+                              <a14:shadowObscured xmlns:a14="http://schemas.microsoft.com/office/drawing/2010/main"/>
+                            </a:ext>
+                          </a:extLst>
+                        </pic:spPr>
+                      </pic:pic>
+                    </a:graphicData>
+                  </a:graphic>
+                </wp:inline>
+              </w:drawing>
+            </w:r>
+          </w:p>
+        </w:tc>
+        <w:tc>
+          <w:tcPr>
+            <w:tcW w:w="2485" w:type="dxa"/>
+          </w:tcPr>
+          <w:p>
+            <w:pPr>
+              <w:rPr>
+                <w:rFonts w:hint="eastAsia"/>
+              </w:rPr>
+            </w:pPr>
+            <w:r>
+              <w:drawing>
+                <wp:inline distT="0" distB="0" distL="0" distR="0" wp14:anchorId="59BDDE72" wp14:editId="1E1AC732">
+                  <wp:extent cx="1049491" cy="1362974"/>
+                  <wp:effectExtent l="0" t="0" r="0" b="8890"/>
+                  <wp:docPr id="1" name="圖片 1"/>
+                  <wp:cNvGraphicFramePr>
+                    <a:graphicFrameLocks xmlns:a="http://schemas.openxmlformats.org/drawingml/2006/main" noChangeAspect="1"/>
+                  </wp:cNvGraphicFramePr>
+                  <a:graphic xmlns:a="http://schemas.openxmlformats.org/drawingml/2006/main">
+                    <a:graphicData uri="http://schemas.openxmlformats.org/drawingml/2006/picture">
+                      <pic:pic xmlns:pic="http://schemas.openxmlformats.org/drawingml/2006/picture">
+                        <pic:nvPicPr>
+                          <pic:cNvPr id="1" name=""/>
+                          <pic:cNvPicPr/>
+                        </pic:nvPicPr>
+                        <pic:blipFill>
+                          <a:blip r:embed="rId15"/>
+                          <a:stretch>
+                            <a:fillRect/>
+                          </a:stretch>
+                        </pic:blipFill>
+                        <pic:spPr>
+                          <a:xfrm>
+                            <a:off x="0" y="0"/>
+                            <a:ext cx="1056416" cy="1371968"/>
+                          </a:xfrm>
+                          <a:prstGeom prst="rect">
+                            <a:avLst/>
+                          </a:prstGeom>
+                        </pic:spPr>
+                      </pic:pic>
+                    </a:graphicData>
+                  </a:graphic>
+                </wp:inline>
+              </w:drawing>
+            </w:r>
+          </w:p>
+        </w:tc>
+        <w:tc>
+          <w:tcPr>
+            <w:tcW w:w="3686" w:type="dxa"/>
+          </w:tcPr>
+          <w:p>
+            <w:r>
+              <w:rPr>
+                <w:noProof/>
+              </w:rPr>
+              <w:drawing>
+                <wp:inline distT="0" distB="0" distL="0" distR="0" wp14:anchorId="76ECC5E2" wp14:editId="7E8F6D65">
+                  <wp:extent cx="2881222" cy="1241766"/>
+                  <wp:effectExtent l="0" t="0" r="0" b="0"/>
+                  <wp:docPr id="19" name="圖片 19"/>
+                  <wp:cNvGraphicFramePr>
+                    <a:graphicFrameLocks xmlns:a="http://schemas.openxmlformats.org/drawingml/2006/main" noChangeAspect="1"/>
+                  </wp:cNvGraphicFramePr>
+                  <a:graphic xmlns:a="http://schemas.openxmlformats.org/drawingml/2006/main">
+                    <a:graphicData uri="http://schemas.openxmlformats.org/drawingml/2006/picture">
+                      <pic:pic xmlns:pic="http://schemas.openxmlformats.org/drawingml/2006/picture">
+                        <pic:nvPicPr>
+                          <pic:cNvPr id="19" name="圖片 19"/>
+                          <pic:cNvPicPr/>
+                        </pic:nvPicPr>
+                        <pic:blipFill>
+                          <a:blip r:embed="rId16">
+                            <a:extLst>
+                              <a:ext uri="{28A0092B-C50C-407E-A947-70E740481C1C}">
+                                <a14:useLocalDpi xmlns:a14="http://schemas.microsoft.com/office/drawing/2010/main" val="0"/>
+                              </a:ext>
+                            </a:extLst>
+                          </a:blip>
+                          <a:stretch>
+                            <a:fillRect/>
+                          </a:stretch>
+                        </pic:blipFill>
+                        <pic:spPr>
+                          <a:xfrm>
+                            <a:off x="0" y="0"/>
+                            <a:ext cx="2889833" cy="1245477"/>
+                          </a:xfrm>
+                          <a:prstGeom prst="rect">
+                            <a:avLst/>
+                          </a:prstGeom>
+                        </pic:spPr>
+                      </pic:pic>
+                    </a:graphicData>
+                  </a:graphic>
+                </wp:inline>
+              </w:drawing>
             </w:r>
           </w:p>
         </w:tc>
       </w:tr>
     </w:tbl>
     <w:p/>
+    <w:p>
+      <w:pPr>
+        <w:pStyle w:val="a5"/>
+        <w:numPr>
+          <w:ilvl w:val="2"/>
+          <w:numId w:val="1"/>
+        </w:numPr>
+        <w:ind w:leftChars="0"/>
+      </w:pPr>
+      <w:r>
+        <w:rPr>
+          <w:rFonts w:hint="eastAsia"/>
+          <w:b/>
+          <w:bCs/>
+        </w:rPr>
+        <w:t>以系統管理員身分執行它</w:t>
+      </w:r>
+    </w:p>
+    <w:p>
+      <w:pPr>
+        <w:rPr>
+          <w:rFonts w:hint="eastAsia"/>
+        </w:rPr>
+      </w:pPr>
+      <w:r>
+        <w:rPr>
+          <w:rFonts w:hint="eastAsia"/>
+          <w:noProof/>
+        </w:rPr>
+        <w:drawing>
+          <wp:inline distT="0" distB="0" distL="0" distR="0" wp14:anchorId="5E4C853F" wp14:editId="7A1F4BD0">
+            <wp:extent cx="5210127" cy="2472787"/>
+            <wp:effectExtent l="0" t="0" r="0" b="3810"/>
+            <wp:docPr id="20" name="圖片 20"/>
+            <wp:cNvGraphicFramePr>
+              <a:graphicFrameLocks xmlns:a="http://schemas.openxmlformats.org/drawingml/2006/main" noChangeAspect="1"/>
+            </wp:cNvGraphicFramePr>
+            <a:graphic xmlns:a="http://schemas.openxmlformats.org/drawingml/2006/main">
+              <a:graphicData uri="http://schemas.openxmlformats.org/drawingml/2006/picture">
+                <pic:pic xmlns:pic="http://schemas.openxmlformats.org/drawingml/2006/picture">
+                  <pic:nvPicPr>
+                    <pic:cNvPr id="20" name="圖片 20"/>
+                    <pic:cNvPicPr/>
+                  </pic:nvPicPr>
+                  <pic:blipFill rotWithShape="1">
+                    <a:blip r:embed="rId17">
+                      <a:extLst>
+                        <a:ext uri="{28A0092B-C50C-407E-A947-70E740481C1C}">
+                          <a14:useLocalDpi xmlns:a14="http://schemas.microsoft.com/office/drawing/2010/main" val="0"/>
+                        </a:ext>
+                      </a:extLst>
+                    </a:blip>
+                    <a:srcRect t="2185" b="75330"/>
+                    <a:stretch/>
+                  </pic:blipFill>
+                  <pic:spPr bwMode="auto">
+                    <a:xfrm>
+                      <a:off x="0" y="0"/>
+                      <a:ext cx="5231791" cy="2483069"/>
+                    </a:xfrm>
+                    <a:prstGeom prst="rect">
+                      <a:avLst/>
+                    </a:prstGeom>
+                    <a:ln>
+                      <a:noFill/>
+                    </a:ln>
+                    <a:extLst>
+                      <a:ext uri="{53640926-AAD7-44D8-BBD7-CCE9431645EC}">
+                        <a14:shadowObscured xmlns:a14="http://schemas.microsoft.com/office/drawing/2010/main"/>
+                      </a:ext>
+                    </a:extLst>
+                  </pic:spPr>
+                </pic:pic>
+              </a:graphicData>
+            </a:graphic>
+          </wp:inline>
+        </w:drawing>
+      </w:r>
+    </w:p>
+    <w:p/>
+    <w:p>
+      <w:pPr>
+        <w:pStyle w:val="a5"/>
+        <w:numPr>
+          <w:ilvl w:val="2"/>
+          <w:numId w:val="1"/>
+        </w:numPr>
+        <w:ind w:leftChars="0"/>
+        <w:rPr>
+          <w:b/>
+          <w:bCs/>
+        </w:rPr>
+      </w:pPr>
+      <w:r>
+        <w:rPr>
+          <w:rFonts w:hint="eastAsia"/>
+          <w:b/>
+          <w:bCs/>
+        </w:rPr>
+        <w:t>看到</w:t>
+      </w:r>
+      <w:r>
+        <w:rPr>
+          <w:rFonts w:hint="eastAsia"/>
+          <w:b/>
+          <w:bCs/>
+        </w:rPr>
+        <w:t>C</w:t>
+      </w:r>
+      <w:r>
+        <w:rPr>
+          <w:b/>
+          <w:bCs/>
+        </w:rPr>
+        <w:t>MD</w:t>
+      </w:r>
+      <w:r>
+        <w:rPr>
+          <w:rFonts w:hint="eastAsia"/>
+          <w:b/>
+          <w:bCs/>
+        </w:rPr>
+        <w:t>視窗一閃而過</w:t>
+      </w:r>
+      <w:r>
+        <w:rPr>
+          <w:rFonts w:hint="eastAsia"/>
+          <w:b/>
+          <w:bCs/>
+        </w:rPr>
+        <w:t>(</w:t>
+      </w:r>
+      <w:r>
+        <w:rPr>
+          <w:rFonts w:hint="eastAsia"/>
+          <w:b/>
+          <w:bCs/>
+        </w:rPr>
+        <w:t>打法</w:t>
+      </w:r>
+      <w:r>
+        <w:rPr>
+          <w:rFonts w:hint="eastAsia"/>
+          <w:b/>
+          <w:bCs/>
+        </w:rPr>
+        <w:t>1)</w:t>
+      </w:r>
+      <w:r>
+        <w:rPr>
+          <w:rFonts w:hint="eastAsia"/>
+          <w:b/>
+          <w:bCs/>
+        </w:rPr>
+        <w:t>或是</w:t>
+      </w:r>
+      <w:r>
+        <w:rPr>
+          <w:rFonts w:hint="eastAsia"/>
+          <w:b/>
+          <w:bCs/>
+        </w:rPr>
+        <w:t>這個畫面</w:t>
+      </w:r>
+      <w:r>
+        <w:rPr>
+          <w:rFonts w:hint="eastAsia"/>
+          <w:b/>
+          <w:bCs/>
+        </w:rPr>
+        <w:t>(</w:t>
+      </w:r>
+      <w:r>
+        <w:rPr>
+          <w:rFonts w:hint="eastAsia"/>
+          <w:b/>
+          <w:bCs/>
+        </w:rPr>
+        <w:t>打法</w:t>
+      </w:r>
+      <w:r>
+        <w:rPr>
+          <w:rFonts w:hint="eastAsia"/>
+          <w:b/>
+          <w:bCs/>
+        </w:rPr>
+        <w:t>2)</w:t>
+      </w:r>
+      <w:r>
+        <w:rPr>
+          <w:rFonts w:hint="eastAsia"/>
+          <w:b/>
+          <w:bCs/>
+        </w:rPr>
+        <w:t>你就設定好了</w:t>
+      </w:r>
+    </w:p>
+    <w:p>
+      <w:pPr>
+        <w:rPr>
+          <w:rFonts w:hint="eastAsia"/>
+        </w:rPr>
+      </w:pPr>
+      <w:r>
+        <w:drawing>
+          <wp:inline distT="0" distB="0" distL="0" distR="0" wp14:anchorId="07E0FD1D" wp14:editId="355582C3">
+            <wp:extent cx="5274310" cy="2771775"/>
+            <wp:effectExtent l="0" t="0" r="2540" b="9525"/>
+            <wp:docPr id="21" name="圖片 21"/>
+            <wp:cNvGraphicFramePr>
+              <a:graphicFrameLocks xmlns:a="http://schemas.openxmlformats.org/drawingml/2006/main" noChangeAspect="1"/>
+            </wp:cNvGraphicFramePr>
+            <a:graphic xmlns:a="http://schemas.openxmlformats.org/drawingml/2006/main">
+              <a:graphicData uri="http://schemas.openxmlformats.org/drawingml/2006/picture">
+                <pic:pic xmlns:pic="http://schemas.openxmlformats.org/drawingml/2006/picture">
+                  <pic:nvPicPr>
+                    <pic:cNvPr id="1" name=""/>
+                    <pic:cNvPicPr/>
+                  </pic:nvPicPr>
+                  <pic:blipFill>
+                    <a:blip r:embed="rId18"/>
+                    <a:stretch>
+                      <a:fillRect/>
+                    </a:stretch>
+                  </pic:blipFill>
+                  <pic:spPr>
+                    <a:xfrm>
+                      <a:off x="0" y="0"/>
+                      <a:ext cx="5274310" cy="2771775"/>
+                    </a:xfrm>
+                    <a:prstGeom prst="rect">
+                      <a:avLst/>
+                    </a:prstGeom>
+                  </pic:spPr>
+                </pic:pic>
+              </a:graphicData>
+            </a:graphic>
+          </wp:inline>
+        </w:drawing>
+      </w:r>
+    </w:p>
     <w:p>
       <w:pPr>
         <w:pStyle w:val="a5"/>
@@ -2005,7 +5020,7 @@
                     <pic:cNvPicPr/>
                   </pic:nvPicPr>
                   <pic:blipFill>
-                    <a:blip r:embed="rId13" cstate="print">
+                    <a:blip r:embed="rId19" cstate="print">
                       <a:extLst>
                         <a:ext uri="{28A0092B-C50C-407E-A947-70E740481C1C}">
                           <a14:useLocalDpi xmlns:a14="http://schemas.microsoft.com/office/drawing/2010/main" val="0"/>
@@ -2104,6 +5119,7 @@
           <w:rFonts w:hint="eastAsia"/>
           <w:szCs w:val="24"/>
         </w:rPr>
+        <w:lastRenderedPageBreak/>
         <w:t>點擊</w:t>
       </w:r>
       <w:r>
@@ -2166,6 +5182,7 @@
     <w:p>
       <w:pPr>
         <w:rPr>
+          <w:rFonts w:hint="eastAsia"/>
           <w:szCs w:val="24"/>
         </w:rPr>
       </w:pPr>
@@ -2175,7 +5192,6 @@
           <w:noProof/>
           <w:szCs w:val="24"/>
         </w:rPr>
-        <w:lastRenderedPageBreak/>
         <w:drawing>
           <wp:inline distT="0" distB="0" distL="0" distR="0" wp14:anchorId="03A14292" wp14:editId="4E6B007E">
             <wp:extent cx="5274310" cy="2966720"/>
@@ -2192,7 +5208,7 @@
                     <pic:cNvPicPr/>
                   </pic:nvPicPr>
                   <pic:blipFill>
-                    <a:blip r:embed="rId14" cstate="print">
+                    <a:blip r:embed="rId20" cstate="print">
                       <a:extLst>
                         <a:ext uri="{28A0092B-C50C-407E-A947-70E740481C1C}">
                           <a14:useLocalDpi xmlns:a14="http://schemas.microsoft.com/office/drawing/2010/main" val="0"/>
@@ -2267,7 +5283,7 @@
                     <pic:cNvPicPr/>
                   </pic:nvPicPr>
                   <pic:blipFill>
-                    <a:blip r:embed="rId15" cstate="print">
+                    <a:blip r:embed="rId21" cstate="print">
                       <a:extLst>
                         <a:ext uri="{28A0092B-C50C-407E-A947-70E740481C1C}">
                           <a14:useLocalDpi xmlns:a14="http://schemas.microsoft.com/office/drawing/2010/main" val="0"/>
@@ -2297,7 +5313,7 @@
     <w:p>
       <w:pPr>
         <w:pStyle w:val="a5"/>
-        <w:ind w:leftChars="0" w:left="1440"/>
+        <w:ind w:leftChars="327" w:left="850"/>
         <w:rPr>
           <w:szCs w:val="24"/>
         </w:rPr>
@@ -2327,7 +5343,10 @@
     <w:p>
       <w:pPr>
         <w:pStyle w:val="a5"/>
-        <w:ind w:leftChars="0" w:left="1440"/>
+        <w:tabs>
+          <w:tab w:val="left" w:pos="1843"/>
+        </w:tabs>
+        <w:ind w:leftChars="0" w:left="1418"/>
         <w:rPr>
           <w:szCs w:val="24"/>
         </w:rPr>
@@ -2452,7 +5471,7 @@
                     <pic:cNvPicPr/>
                   </pic:nvPicPr>
                   <pic:blipFill>
-                    <a:blip r:embed="rId16">
+                    <a:blip r:embed="rId22">
                       <a:extLst>
                         <a:ext uri="{28A0092B-C50C-407E-A947-70E740481C1C}">
                           <a14:useLocalDpi xmlns:a14="http://schemas.microsoft.com/office/drawing/2010/main" val="0"/>
@@ -2635,7 +5654,7 @@
                     <pic:cNvPicPr/>
                   </pic:nvPicPr>
                   <pic:blipFill>
-                    <a:blip r:embed="rId17">
+                    <a:blip r:embed="rId23">
                       <a:extLst>
                         <a:ext uri="{28A0092B-C50C-407E-A947-70E740481C1C}">
                           <a14:useLocalDpi xmlns:a14="http://schemas.microsoft.com/office/drawing/2010/main" val="0"/>
@@ -2738,7 +5757,7 @@
                     <pic:cNvPicPr/>
                   </pic:nvPicPr>
                   <pic:blipFill>
-                    <a:blip r:embed="rId18" cstate="print">
+                    <a:blip r:embed="rId24" cstate="print">
                       <a:extLst>
                         <a:ext uri="{28A0092B-C50C-407E-A947-70E740481C1C}">
                           <a14:useLocalDpi xmlns:a14="http://schemas.microsoft.com/office/drawing/2010/main" val="0"/>
@@ -2882,7 +5901,7 @@
                     <pic:cNvPicPr/>
                   </pic:nvPicPr>
                   <pic:blipFill>
-                    <a:blip r:embed="rId19">
+                    <a:blip r:embed="rId25">
                       <a:extLst>
                         <a:ext uri="{28A0092B-C50C-407E-A947-70E740481C1C}">
                           <a14:useLocalDpi xmlns:a14="http://schemas.microsoft.com/office/drawing/2010/main" val="0"/>
@@ -2922,7 +5941,7 @@
 <file path=word/numbering.xml><?xml version="1.0" encoding="utf-8"?>
 <w:numbering xmlns:wpc="http://schemas.microsoft.com/office/word/2010/wordprocessingCanvas" xmlns:cx="http://schemas.microsoft.com/office/drawing/2014/chartex" xmlns:cx1="http://schemas.microsoft.com/office/drawing/2015/9/8/chartex" xmlns:cx2="http://schemas.microsoft.com/office/drawing/2015/10/21/chartex" xmlns:cx3="http://schemas.microsoft.com/office/drawing/2016/5/9/chartex" xmlns:cx4="http://schemas.microsoft.com/office/drawing/2016/5/10/chartex" xmlns:cx5="http://schemas.microsoft.com/office/drawing/2016/5/11/chartex" xmlns:cx6="http://schemas.microsoft.com/office/drawing/2016/5/12/chartex" xmlns:cx7="http://schemas.microsoft.com/office/drawing/2016/5/13/chartex" xmlns:cx8="http://schemas.microsoft.com/office/drawing/2016/5/14/chartex" xmlns:mc="http://schemas.openxmlformats.org/markup-compatibility/2006" xmlns:aink="http://schemas.microsoft.com/office/drawing/2016/ink" xmlns:am3d="http://schemas.microsoft.com/office/drawing/2017/model3d" xmlns:o="urn:schemas-microsoft-com:office:office" xmlns:r="http://schemas.openxmlformats.org/officeDocument/2006/relationships" xmlns:m="http://schemas.openxmlformats.org/officeDocument/2006/math" xmlns:v="urn:schemas-microsoft-com:vml" xmlns:wp14="http://schemas.microsoft.com/office/word/2010/wordprocessingDrawing" xmlns:wp="http://schemas.openxmlformats.org/drawingml/2006/wordprocessingDrawing" xmlns:w10="urn:schemas-microsoft-com:office:word" xmlns:w="http://schemas.openxmlformats.org/wordprocessingml/2006/main" xmlns:w14="http://schemas.microsoft.com/office/word/2010/wordml" xmlns:w15="http://schemas.microsoft.com/office/word/2012/wordml" xmlns:w16cex="http://schemas.microsoft.com/office/word/2018/wordml/cex" xmlns:w16cid="http://schemas.microsoft.com/office/word/2016/wordml/cid" xmlns:w16="http://schemas.microsoft.com/office/word/2018/wordml" xmlns:w16sdtdh="http://schemas.microsoft.com/office/word/2020/wordml/sdtdatahash" xmlns:w16se="http://schemas.microsoft.com/office/word/2015/wordml/symex" xmlns:wpg="http://schemas.microsoft.com/office/word/2010/wordprocessingGroup" xmlns:wpi="http://schemas.microsoft.com/office/word/2010/wordprocessingInk" xmlns:wne="http://schemas.microsoft.com/office/word/2006/wordml" xmlns:wps="http://schemas.microsoft.com/office/word/2010/wordprocessingShape" mc:Ignorable="w14 w15 w16se w16cid w16 w16cex w16sdtdh wp14">
   <w:abstractNum w:abstractNumId="0" w15:restartNumberingAfterBreak="0">
-    <w:nsid w:val="43294B64"/>
+    <w:nsid w:val="027169BE"/>
     <w:multiLevelType w:val="multilevel"/>
     <w:tmpl w:val="8B38609C"/>
     <w:lvl w:ilvl="0">
@@ -3039,7 +6058,7 @@
     </w:lvl>
   </w:abstractNum>
   <w:abstractNum w:abstractNumId="1" w15:restartNumberingAfterBreak="0">
-    <w:nsid w:val="54F62E28"/>
+    <w:nsid w:val="09FA7BDB"/>
     <w:multiLevelType w:val="multilevel"/>
     <w:tmpl w:val="8B38609C"/>
     <w:lvl w:ilvl="0">
@@ -3155,11 +6174,611 @@
       </w:rPr>
     </w:lvl>
   </w:abstractNum>
+  <w:abstractNum w:abstractNumId="2" w15:restartNumberingAfterBreak="0">
+    <w:nsid w:val="1D981952"/>
+    <w:multiLevelType w:val="multilevel"/>
+    <w:tmpl w:val="8B38609C"/>
+    <w:lvl w:ilvl="0">
+      <w:numFmt w:val="ideographLegalTraditional"/>
+      <w:lvlText w:val="第%1章"/>
+      <w:lvlJc w:val="left"/>
+      <w:pPr>
+        <w:ind w:left="840" w:hanging="840"/>
+      </w:pPr>
+      <w:rPr>
+        <w:rFonts w:ascii="芫荽" w:eastAsia="俐方體11號" w:hAnsi="芫荽" w:hint="eastAsia"/>
+        <w:sz w:val="32"/>
+      </w:rPr>
+    </w:lvl>
+    <w:lvl w:ilvl="1">
+      <w:start w:val="1"/>
+      <w:numFmt w:val="ideographTraditional"/>
+      <w:lvlText w:val="%2、"/>
+      <w:lvlJc w:val="left"/>
+      <w:pPr>
+        <w:ind w:left="960" w:hanging="480"/>
+      </w:pPr>
+      <w:rPr>
+        <w:rFonts w:ascii="芫荽" w:eastAsia="俐方體11號" w:hAnsi="芫荽" w:hint="eastAsia"/>
+        <w:sz w:val="28"/>
+      </w:rPr>
+    </w:lvl>
+    <w:lvl w:ilvl="2">
+      <w:start w:val="1"/>
+      <w:numFmt w:val="lowerRoman"/>
+      <w:lvlText w:val="%3."/>
+      <w:lvlJc w:val="right"/>
+      <w:pPr>
+        <w:ind w:left="1440" w:hanging="480"/>
+      </w:pPr>
+      <w:rPr>
+        <w:rFonts w:asciiTheme="minorHAnsi" w:eastAsia="新細明體" w:hAnsiTheme="minorHAnsi" w:hint="default"/>
+        <w:b/>
+        <w:i w:val="0"/>
+        <w:sz w:val="24"/>
+      </w:rPr>
+    </w:lvl>
+    <w:lvl w:ilvl="3">
+      <w:start w:val="1"/>
+      <w:numFmt w:val="decimal"/>
+      <w:lvlText w:val="%4."/>
+      <w:lvlJc w:val="left"/>
+      <w:pPr>
+        <w:ind w:left="1920" w:hanging="480"/>
+      </w:pPr>
+      <w:rPr>
+        <w:rFonts w:hint="eastAsia"/>
+      </w:rPr>
+    </w:lvl>
+    <w:lvl w:ilvl="4">
+      <w:start w:val="1"/>
+      <w:numFmt w:val="ideographTraditional"/>
+      <w:lvlText w:val="%5、"/>
+      <w:lvlJc w:val="left"/>
+      <w:pPr>
+        <w:ind w:left="2400" w:hanging="480"/>
+      </w:pPr>
+      <w:rPr>
+        <w:rFonts w:hint="eastAsia"/>
+      </w:rPr>
+    </w:lvl>
+    <w:lvl w:ilvl="5">
+      <w:start w:val="1"/>
+      <w:numFmt w:val="lowerRoman"/>
+      <w:lvlText w:val="%6."/>
+      <w:lvlJc w:val="right"/>
+      <w:pPr>
+        <w:ind w:left="2880" w:hanging="480"/>
+      </w:pPr>
+      <w:rPr>
+        <w:rFonts w:hint="eastAsia"/>
+      </w:rPr>
+    </w:lvl>
+    <w:lvl w:ilvl="6">
+      <w:start w:val="1"/>
+      <w:numFmt w:val="decimal"/>
+      <w:lvlText w:val="%7."/>
+      <w:lvlJc w:val="left"/>
+      <w:pPr>
+        <w:ind w:left="3360" w:hanging="480"/>
+      </w:pPr>
+      <w:rPr>
+        <w:rFonts w:hint="eastAsia"/>
+      </w:rPr>
+    </w:lvl>
+    <w:lvl w:ilvl="7">
+      <w:start w:val="1"/>
+      <w:numFmt w:val="ideographTraditional"/>
+      <w:lvlText w:val="%8、"/>
+      <w:lvlJc w:val="left"/>
+      <w:pPr>
+        <w:ind w:left="3840" w:hanging="480"/>
+      </w:pPr>
+      <w:rPr>
+        <w:rFonts w:hint="eastAsia"/>
+      </w:rPr>
+    </w:lvl>
+    <w:lvl w:ilvl="8">
+      <w:start w:val="1"/>
+      <w:numFmt w:val="lowerRoman"/>
+      <w:lvlText w:val="%9."/>
+      <w:lvlJc w:val="right"/>
+      <w:pPr>
+        <w:ind w:left="4320" w:hanging="480"/>
+      </w:pPr>
+      <w:rPr>
+        <w:rFonts w:hint="eastAsia"/>
+      </w:rPr>
+    </w:lvl>
+  </w:abstractNum>
+  <w:abstractNum w:abstractNumId="3" w15:restartNumberingAfterBreak="0">
+    <w:nsid w:val="289D560B"/>
+    <w:multiLevelType w:val="multilevel"/>
+    <w:tmpl w:val="8B38609C"/>
+    <w:lvl w:ilvl="0">
+      <w:numFmt w:val="ideographLegalTraditional"/>
+      <w:lvlText w:val="第%1章"/>
+      <w:lvlJc w:val="left"/>
+      <w:pPr>
+        <w:ind w:left="840" w:hanging="840"/>
+      </w:pPr>
+      <w:rPr>
+        <w:rFonts w:ascii="芫荽" w:eastAsia="俐方體11號" w:hAnsi="芫荽" w:hint="eastAsia"/>
+        <w:sz w:val="32"/>
+      </w:rPr>
+    </w:lvl>
+    <w:lvl w:ilvl="1">
+      <w:start w:val="1"/>
+      <w:numFmt w:val="ideographTraditional"/>
+      <w:lvlText w:val="%2、"/>
+      <w:lvlJc w:val="left"/>
+      <w:pPr>
+        <w:ind w:left="960" w:hanging="480"/>
+      </w:pPr>
+      <w:rPr>
+        <w:rFonts w:ascii="芫荽" w:eastAsia="俐方體11號" w:hAnsi="芫荽" w:hint="eastAsia"/>
+        <w:sz w:val="28"/>
+      </w:rPr>
+    </w:lvl>
+    <w:lvl w:ilvl="2">
+      <w:start w:val="1"/>
+      <w:numFmt w:val="lowerRoman"/>
+      <w:lvlText w:val="%3."/>
+      <w:lvlJc w:val="right"/>
+      <w:pPr>
+        <w:ind w:left="1440" w:hanging="480"/>
+      </w:pPr>
+      <w:rPr>
+        <w:rFonts w:asciiTheme="minorHAnsi" w:eastAsia="新細明體" w:hAnsiTheme="minorHAnsi" w:hint="default"/>
+        <w:b/>
+        <w:i w:val="0"/>
+        <w:sz w:val="24"/>
+      </w:rPr>
+    </w:lvl>
+    <w:lvl w:ilvl="3">
+      <w:start w:val="1"/>
+      <w:numFmt w:val="decimal"/>
+      <w:lvlText w:val="%4."/>
+      <w:lvlJc w:val="left"/>
+      <w:pPr>
+        <w:ind w:left="1920" w:hanging="480"/>
+      </w:pPr>
+      <w:rPr>
+        <w:rFonts w:hint="eastAsia"/>
+      </w:rPr>
+    </w:lvl>
+    <w:lvl w:ilvl="4">
+      <w:start w:val="1"/>
+      <w:numFmt w:val="ideographTraditional"/>
+      <w:lvlText w:val="%5、"/>
+      <w:lvlJc w:val="left"/>
+      <w:pPr>
+        <w:ind w:left="2400" w:hanging="480"/>
+      </w:pPr>
+      <w:rPr>
+        <w:rFonts w:hint="eastAsia"/>
+      </w:rPr>
+    </w:lvl>
+    <w:lvl w:ilvl="5">
+      <w:start w:val="1"/>
+      <w:numFmt w:val="lowerRoman"/>
+      <w:lvlText w:val="%6."/>
+      <w:lvlJc w:val="right"/>
+      <w:pPr>
+        <w:ind w:left="2880" w:hanging="480"/>
+      </w:pPr>
+      <w:rPr>
+        <w:rFonts w:hint="eastAsia"/>
+      </w:rPr>
+    </w:lvl>
+    <w:lvl w:ilvl="6">
+      <w:start w:val="1"/>
+      <w:numFmt w:val="decimal"/>
+      <w:lvlText w:val="%7."/>
+      <w:lvlJc w:val="left"/>
+      <w:pPr>
+        <w:ind w:left="3360" w:hanging="480"/>
+      </w:pPr>
+      <w:rPr>
+        <w:rFonts w:hint="eastAsia"/>
+      </w:rPr>
+    </w:lvl>
+    <w:lvl w:ilvl="7">
+      <w:start w:val="1"/>
+      <w:numFmt w:val="ideographTraditional"/>
+      <w:lvlText w:val="%8、"/>
+      <w:lvlJc w:val="left"/>
+      <w:pPr>
+        <w:ind w:left="3840" w:hanging="480"/>
+      </w:pPr>
+      <w:rPr>
+        <w:rFonts w:hint="eastAsia"/>
+      </w:rPr>
+    </w:lvl>
+    <w:lvl w:ilvl="8">
+      <w:start w:val="1"/>
+      <w:numFmt w:val="lowerRoman"/>
+      <w:lvlText w:val="%9."/>
+      <w:lvlJc w:val="right"/>
+      <w:pPr>
+        <w:ind w:left="4320" w:hanging="480"/>
+      </w:pPr>
+      <w:rPr>
+        <w:rFonts w:hint="eastAsia"/>
+      </w:rPr>
+    </w:lvl>
+  </w:abstractNum>
+  <w:abstractNum w:abstractNumId="4" w15:restartNumberingAfterBreak="0">
+    <w:nsid w:val="42045069"/>
+    <w:multiLevelType w:val="multilevel"/>
+    <w:tmpl w:val="8B38609C"/>
+    <w:lvl w:ilvl="0">
+      <w:numFmt w:val="ideographLegalTraditional"/>
+      <w:lvlText w:val="第%1章"/>
+      <w:lvlJc w:val="left"/>
+      <w:pPr>
+        <w:ind w:left="840" w:hanging="840"/>
+      </w:pPr>
+      <w:rPr>
+        <w:rFonts w:ascii="芫荽" w:eastAsia="俐方體11號" w:hAnsi="芫荽" w:hint="eastAsia"/>
+        <w:sz w:val="32"/>
+      </w:rPr>
+    </w:lvl>
+    <w:lvl w:ilvl="1">
+      <w:start w:val="1"/>
+      <w:numFmt w:val="ideographTraditional"/>
+      <w:lvlText w:val="%2、"/>
+      <w:lvlJc w:val="left"/>
+      <w:pPr>
+        <w:ind w:left="960" w:hanging="480"/>
+      </w:pPr>
+      <w:rPr>
+        <w:rFonts w:ascii="芫荽" w:eastAsia="俐方體11號" w:hAnsi="芫荽" w:hint="eastAsia"/>
+        <w:sz w:val="28"/>
+      </w:rPr>
+    </w:lvl>
+    <w:lvl w:ilvl="2">
+      <w:start w:val="1"/>
+      <w:numFmt w:val="lowerRoman"/>
+      <w:lvlText w:val="%3."/>
+      <w:lvlJc w:val="right"/>
+      <w:pPr>
+        <w:ind w:left="1440" w:hanging="480"/>
+      </w:pPr>
+      <w:rPr>
+        <w:rFonts w:asciiTheme="minorHAnsi" w:eastAsia="新細明體" w:hAnsiTheme="minorHAnsi" w:hint="default"/>
+        <w:b/>
+        <w:i w:val="0"/>
+        <w:sz w:val="24"/>
+      </w:rPr>
+    </w:lvl>
+    <w:lvl w:ilvl="3">
+      <w:start w:val="1"/>
+      <w:numFmt w:val="decimal"/>
+      <w:lvlText w:val="%4."/>
+      <w:lvlJc w:val="left"/>
+      <w:pPr>
+        <w:ind w:left="1920" w:hanging="480"/>
+      </w:pPr>
+      <w:rPr>
+        <w:rFonts w:hint="eastAsia"/>
+      </w:rPr>
+    </w:lvl>
+    <w:lvl w:ilvl="4">
+      <w:start w:val="1"/>
+      <w:numFmt w:val="ideographTraditional"/>
+      <w:lvlText w:val="%5、"/>
+      <w:lvlJc w:val="left"/>
+      <w:pPr>
+        <w:ind w:left="2400" w:hanging="480"/>
+      </w:pPr>
+      <w:rPr>
+        <w:rFonts w:hint="eastAsia"/>
+      </w:rPr>
+    </w:lvl>
+    <w:lvl w:ilvl="5">
+      <w:start w:val="1"/>
+      <w:numFmt w:val="lowerRoman"/>
+      <w:lvlText w:val="%6."/>
+      <w:lvlJc w:val="right"/>
+      <w:pPr>
+        <w:ind w:left="2880" w:hanging="480"/>
+      </w:pPr>
+      <w:rPr>
+        <w:rFonts w:hint="eastAsia"/>
+      </w:rPr>
+    </w:lvl>
+    <w:lvl w:ilvl="6">
+      <w:start w:val="1"/>
+      <w:numFmt w:val="decimal"/>
+      <w:lvlText w:val="%7."/>
+      <w:lvlJc w:val="left"/>
+      <w:pPr>
+        <w:ind w:left="3360" w:hanging="480"/>
+      </w:pPr>
+      <w:rPr>
+        <w:rFonts w:hint="eastAsia"/>
+      </w:rPr>
+    </w:lvl>
+    <w:lvl w:ilvl="7">
+      <w:start w:val="1"/>
+      <w:numFmt w:val="ideographTraditional"/>
+      <w:lvlText w:val="%8、"/>
+      <w:lvlJc w:val="left"/>
+      <w:pPr>
+        <w:ind w:left="3840" w:hanging="480"/>
+      </w:pPr>
+      <w:rPr>
+        <w:rFonts w:hint="eastAsia"/>
+      </w:rPr>
+    </w:lvl>
+    <w:lvl w:ilvl="8">
+      <w:start w:val="1"/>
+      <w:numFmt w:val="lowerRoman"/>
+      <w:lvlText w:val="%9."/>
+      <w:lvlJc w:val="right"/>
+      <w:pPr>
+        <w:ind w:left="4320" w:hanging="480"/>
+      </w:pPr>
+      <w:rPr>
+        <w:rFonts w:hint="eastAsia"/>
+      </w:rPr>
+    </w:lvl>
+  </w:abstractNum>
+  <w:abstractNum w:abstractNumId="5" w15:restartNumberingAfterBreak="0">
+    <w:nsid w:val="43294B64"/>
+    <w:multiLevelType w:val="multilevel"/>
+    <w:tmpl w:val="8B38609C"/>
+    <w:lvl w:ilvl="0">
+      <w:numFmt w:val="ideographLegalTraditional"/>
+      <w:lvlText w:val="第%1章"/>
+      <w:lvlJc w:val="left"/>
+      <w:pPr>
+        <w:ind w:left="840" w:hanging="840"/>
+      </w:pPr>
+      <w:rPr>
+        <w:rFonts w:ascii="芫荽" w:eastAsia="俐方體11號" w:hAnsi="芫荽" w:hint="eastAsia"/>
+        <w:sz w:val="32"/>
+      </w:rPr>
+    </w:lvl>
+    <w:lvl w:ilvl="1">
+      <w:start w:val="1"/>
+      <w:numFmt w:val="ideographTraditional"/>
+      <w:lvlText w:val="%2、"/>
+      <w:lvlJc w:val="left"/>
+      <w:pPr>
+        <w:ind w:left="960" w:hanging="480"/>
+      </w:pPr>
+      <w:rPr>
+        <w:rFonts w:ascii="芫荽" w:eastAsia="俐方體11號" w:hAnsi="芫荽" w:hint="eastAsia"/>
+        <w:sz w:val="28"/>
+      </w:rPr>
+    </w:lvl>
+    <w:lvl w:ilvl="2">
+      <w:start w:val="1"/>
+      <w:numFmt w:val="lowerRoman"/>
+      <w:lvlText w:val="%3."/>
+      <w:lvlJc w:val="right"/>
+      <w:pPr>
+        <w:ind w:left="1440" w:hanging="480"/>
+      </w:pPr>
+      <w:rPr>
+        <w:rFonts w:asciiTheme="minorHAnsi" w:eastAsia="新細明體" w:hAnsiTheme="minorHAnsi" w:hint="default"/>
+        <w:b/>
+        <w:i w:val="0"/>
+        <w:sz w:val="24"/>
+      </w:rPr>
+    </w:lvl>
+    <w:lvl w:ilvl="3">
+      <w:start w:val="1"/>
+      <w:numFmt w:val="decimal"/>
+      <w:lvlText w:val="%4."/>
+      <w:lvlJc w:val="left"/>
+      <w:pPr>
+        <w:ind w:left="1920" w:hanging="480"/>
+      </w:pPr>
+      <w:rPr>
+        <w:rFonts w:hint="eastAsia"/>
+      </w:rPr>
+    </w:lvl>
+    <w:lvl w:ilvl="4">
+      <w:start w:val="1"/>
+      <w:numFmt w:val="ideographTraditional"/>
+      <w:lvlText w:val="%5、"/>
+      <w:lvlJc w:val="left"/>
+      <w:pPr>
+        <w:ind w:left="2400" w:hanging="480"/>
+      </w:pPr>
+      <w:rPr>
+        <w:rFonts w:hint="eastAsia"/>
+      </w:rPr>
+    </w:lvl>
+    <w:lvl w:ilvl="5">
+      <w:start w:val="1"/>
+      <w:numFmt w:val="lowerRoman"/>
+      <w:lvlText w:val="%6."/>
+      <w:lvlJc w:val="right"/>
+      <w:pPr>
+        <w:ind w:left="2880" w:hanging="480"/>
+      </w:pPr>
+      <w:rPr>
+        <w:rFonts w:hint="eastAsia"/>
+      </w:rPr>
+    </w:lvl>
+    <w:lvl w:ilvl="6">
+      <w:start w:val="1"/>
+      <w:numFmt w:val="decimal"/>
+      <w:lvlText w:val="%7."/>
+      <w:lvlJc w:val="left"/>
+      <w:pPr>
+        <w:ind w:left="3360" w:hanging="480"/>
+      </w:pPr>
+      <w:rPr>
+        <w:rFonts w:hint="eastAsia"/>
+      </w:rPr>
+    </w:lvl>
+    <w:lvl w:ilvl="7">
+      <w:start w:val="1"/>
+      <w:numFmt w:val="ideographTraditional"/>
+      <w:lvlText w:val="%8、"/>
+      <w:lvlJc w:val="left"/>
+      <w:pPr>
+        <w:ind w:left="3840" w:hanging="480"/>
+      </w:pPr>
+      <w:rPr>
+        <w:rFonts w:hint="eastAsia"/>
+      </w:rPr>
+    </w:lvl>
+    <w:lvl w:ilvl="8">
+      <w:start w:val="1"/>
+      <w:numFmt w:val="lowerRoman"/>
+      <w:lvlText w:val="%9."/>
+      <w:lvlJc w:val="right"/>
+      <w:pPr>
+        <w:ind w:left="4320" w:hanging="480"/>
+      </w:pPr>
+      <w:rPr>
+        <w:rFonts w:hint="eastAsia"/>
+      </w:rPr>
+    </w:lvl>
+  </w:abstractNum>
+  <w:abstractNum w:abstractNumId="6" w15:restartNumberingAfterBreak="0">
+    <w:nsid w:val="54F62E28"/>
+    <w:multiLevelType w:val="multilevel"/>
+    <w:tmpl w:val="D22EB888"/>
+    <w:lvl w:ilvl="0">
+      <w:numFmt w:val="ideographLegalTraditional"/>
+      <w:lvlText w:val="第%1章"/>
+      <w:lvlJc w:val="left"/>
+      <w:pPr>
+        <w:ind w:left="840" w:hanging="840"/>
+      </w:pPr>
+      <w:rPr>
+        <w:rFonts w:ascii="芫荽" w:eastAsia="俐方體11號" w:hAnsi="芫荽" w:hint="eastAsia"/>
+        <w:sz w:val="32"/>
+      </w:rPr>
+    </w:lvl>
+    <w:lvl w:ilvl="1">
+      <w:start w:val="1"/>
+      <w:numFmt w:val="ideographTraditional"/>
+      <w:lvlText w:val="%2、"/>
+      <w:lvlJc w:val="left"/>
+      <w:pPr>
+        <w:ind w:left="960" w:hanging="480"/>
+      </w:pPr>
+      <w:rPr>
+        <w:rFonts w:ascii="芫荽" w:eastAsia="俐方體11號" w:hAnsi="芫荽" w:hint="eastAsia"/>
+        <w:sz w:val="28"/>
+      </w:rPr>
+    </w:lvl>
+    <w:lvl w:ilvl="2">
+      <w:start w:val="1"/>
+      <w:numFmt w:val="lowerRoman"/>
+      <w:lvlText w:val="%3."/>
+      <w:lvlJc w:val="right"/>
+      <w:pPr>
+        <w:ind w:left="1440" w:hanging="480"/>
+      </w:pPr>
+      <w:rPr>
+        <w:rFonts w:asciiTheme="minorHAnsi" w:eastAsia="新細明體" w:hAnsiTheme="minorHAnsi" w:hint="default"/>
+        <w:b/>
+        <w:i w:val="0"/>
+        <w:sz w:val="24"/>
+      </w:rPr>
+    </w:lvl>
+    <w:lvl w:ilvl="3">
+      <w:start w:val="1"/>
+      <w:numFmt w:val="decimal"/>
+      <w:lvlText w:val="%4."/>
+      <w:lvlJc w:val="left"/>
+      <w:pPr>
+        <w:ind w:left="1920" w:hanging="480"/>
+      </w:pPr>
+      <w:rPr>
+        <w:rFonts w:hint="eastAsia"/>
+      </w:rPr>
+    </w:lvl>
+    <w:lvl w:ilvl="4">
+      <w:start w:val="1"/>
+      <w:numFmt w:val="ideographTraditional"/>
+      <w:lvlText w:val="%5、"/>
+      <w:lvlJc w:val="left"/>
+      <w:pPr>
+        <w:ind w:left="2400" w:hanging="480"/>
+      </w:pPr>
+      <w:rPr>
+        <w:rFonts w:hint="eastAsia"/>
+      </w:rPr>
+    </w:lvl>
+    <w:lvl w:ilvl="5">
+      <w:start w:val="1"/>
+      <w:numFmt w:val="lowerRoman"/>
+      <w:lvlText w:val="%6."/>
+      <w:lvlJc w:val="right"/>
+      <w:pPr>
+        <w:ind w:left="2880" w:hanging="480"/>
+      </w:pPr>
+      <w:rPr>
+        <w:rFonts w:hint="eastAsia"/>
+      </w:rPr>
+    </w:lvl>
+    <w:lvl w:ilvl="6">
+      <w:start w:val="1"/>
+      <w:numFmt w:val="decimal"/>
+      <w:lvlText w:val="%7."/>
+      <w:lvlJc w:val="left"/>
+      <w:pPr>
+        <w:ind w:left="3360" w:hanging="480"/>
+      </w:pPr>
+      <w:rPr>
+        <w:rFonts w:hint="eastAsia"/>
+      </w:rPr>
+    </w:lvl>
+    <w:lvl w:ilvl="7">
+      <w:start w:val="1"/>
+      <w:numFmt w:val="ideographTraditional"/>
+      <w:lvlText w:val="%8、"/>
+      <w:lvlJc w:val="left"/>
+      <w:pPr>
+        <w:ind w:left="3840" w:hanging="480"/>
+      </w:pPr>
+      <w:rPr>
+        <w:rFonts w:hint="eastAsia"/>
+      </w:rPr>
+    </w:lvl>
+    <w:lvl w:ilvl="8">
+      <w:start w:val="1"/>
+      <w:numFmt w:val="lowerRoman"/>
+      <w:lvlText w:val="%9."/>
+      <w:lvlJc w:val="right"/>
+      <w:pPr>
+        <w:ind w:left="4320" w:hanging="480"/>
+      </w:pPr>
+      <w:rPr>
+        <w:rFonts w:hint="eastAsia"/>
+      </w:rPr>
+    </w:lvl>
+  </w:abstractNum>
   <w:num w:numId="1">
+    <w:abstractNumId w:val="6"/>
+  </w:num>
+  <w:num w:numId="2">
+    <w:abstractNumId w:val="5"/>
+  </w:num>
+  <w:num w:numId="3">
     <w:abstractNumId w:val="1"/>
   </w:num>
-  <w:num w:numId="2">
+  <w:num w:numId="4">
+    <w:abstractNumId w:val="4"/>
+  </w:num>
+  <w:num w:numId="5">
     <w:abstractNumId w:val="0"/>
+  </w:num>
+  <w:num w:numId="6">
+    <w:abstractNumId w:val="3"/>
+  </w:num>
+  <w:num w:numId="7">
+    <w:abstractNumId w:val="2"/>
   </w:num>
 </w:numbering>
 </file>
@@ -3559,7 +7178,7 @@
   <w:style w:type="paragraph" w:default="1" w:styleId="a">
     <w:name w:val="Normal"/>
     <w:qFormat/>
-    <w:rsid w:val="00005358"/>
+    <w:rsid w:val="00B447A0"/>
     <w:pPr>
       <w:widowControl w:val="0"/>
     </w:pPr>
@@ -3609,6 +7228,48 @@
       <w:bCs/>
       <w:sz w:val="48"/>
       <w:szCs w:val="48"/>
+    </w:rPr>
+  </w:style>
+  <w:style w:type="paragraph" w:styleId="3">
+    <w:name w:val="heading 3"/>
+    <w:basedOn w:val="a"/>
+    <w:next w:val="a"/>
+    <w:link w:val="30"/>
+    <w:uiPriority w:val="9"/>
+    <w:unhideWhenUsed/>
+    <w:qFormat/>
+    <w:rsid w:val="00B447A0"/>
+    <w:pPr>
+      <w:keepNext/>
+      <w:spacing w:line="720" w:lineRule="auto"/>
+      <w:outlineLvl w:val="2"/>
+    </w:pPr>
+    <w:rPr>
+      <w:rFonts w:asciiTheme="majorHAnsi" w:eastAsiaTheme="majorEastAsia" w:hAnsiTheme="majorHAnsi" w:cstheme="majorBidi"/>
+      <w:b/>
+      <w:bCs/>
+      <w:sz w:val="36"/>
+      <w:szCs w:val="36"/>
+    </w:rPr>
+  </w:style>
+  <w:style w:type="paragraph" w:styleId="4">
+    <w:name w:val="heading 4"/>
+    <w:basedOn w:val="a"/>
+    <w:next w:val="a"/>
+    <w:link w:val="40"/>
+    <w:uiPriority w:val="9"/>
+    <w:unhideWhenUsed/>
+    <w:qFormat/>
+    <w:rsid w:val="00B447A0"/>
+    <w:pPr>
+      <w:keepNext/>
+      <w:spacing w:line="720" w:lineRule="auto"/>
+      <w:outlineLvl w:val="3"/>
+    </w:pPr>
+    <w:rPr>
+      <w:rFonts w:asciiTheme="majorHAnsi" w:eastAsiaTheme="majorEastAsia" w:hAnsiTheme="majorHAnsi" w:cstheme="majorBidi"/>
+      <w:sz w:val="36"/>
+      <w:szCs w:val="36"/>
     </w:rPr>
   </w:style>
   <w:style w:type="character" w:default="1" w:styleId="a0">
@@ -3740,6 +7401,123 @@
         <w:insideV w:val="single" w:sz="4" w:space="0" w:color="auto"/>
       </w:tblBorders>
     </w:tblPr>
+  </w:style>
+  <w:style w:type="character" w:styleId="a8">
+    <w:name w:val="annotation reference"/>
+    <w:basedOn w:val="a0"/>
+    <w:uiPriority w:val="99"/>
+    <w:semiHidden/>
+    <w:unhideWhenUsed/>
+    <w:rsid w:val="00716EB2"/>
+    <w:rPr>
+      <w:sz w:val="18"/>
+      <w:szCs w:val="18"/>
+    </w:rPr>
+  </w:style>
+  <w:style w:type="paragraph" w:styleId="a9">
+    <w:name w:val="annotation text"/>
+    <w:basedOn w:val="a"/>
+    <w:link w:val="aa"/>
+    <w:uiPriority w:val="99"/>
+    <w:semiHidden/>
+    <w:unhideWhenUsed/>
+    <w:rsid w:val="00716EB2"/>
+  </w:style>
+  <w:style w:type="character" w:customStyle="1" w:styleId="aa">
+    <w:name w:val="註解文字 字元"/>
+    <w:basedOn w:val="a0"/>
+    <w:link w:val="a9"/>
+    <w:uiPriority w:val="99"/>
+    <w:semiHidden/>
+    <w:rsid w:val="00716EB2"/>
+    <w:rPr>
+      <w:rFonts w:ascii="芫荽" w:eastAsia="俐方體11號" w:hAnsi="芫荽"/>
+    </w:rPr>
+  </w:style>
+  <w:style w:type="paragraph" w:styleId="ab">
+    <w:name w:val="annotation subject"/>
+    <w:basedOn w:val="a9"/>
+    <w:next w:val="a9"/>
+    <w:link w:val="ac"/>
+    <w:uiPriority w:val="99"/>
+    <w:semiHidden/>
+    <w:unhideWhenUsed/>
+    <w:rsid w:val="00716EB2"/>
+    <w:rPr>
+      <w:b/>
+      <w:bCs/>
+    </w:rPr>
+  </w:style>
+  <w:style w:type="character" w:customStyle="1" w:styleId="ac">
+    <w:name w:val="註解主旨 字元"/>
+    <w:basedOn w:val="aa"/>
+    <w:link w:val="ab"/>
+    <w:uiPriority w:val="99"/>
+    <w:semiHidden/>
+    <w:rsid w:val="00716EB2"/>
+    <w:rPr>
+      <w:rFonts w:ascii="芫荽" w:eastAsia="俐方體11號" w:hAnsi="芫荽"/>
+      <w:b/>
+      <w:bCs/>
+    </w:rPr>
+  </w:style>
+  <w:style w:type="paragraph" w:styleId="ad">
+    <w:name w:val="Quote"/>
+    <w:basedOn w:val="a"/>
+    <w:next w:val="a"/>
+    <w:link w:val="ae"/>
+    <w:uiPriority w:val="29"/>
+    <w:qFormat/>
+    <w:rsid w:val="00B447A0"/>
+    <w:pPr>
+      <w:spacing w:before="200" w:after="160"/>
+      <w:ind w:left="864" w:right="864"/>
+      <w:jc w:val="center"/>
+    </w:pPr>
+    <w:rPr>
+      <w:i/>
+      <w:iCs/>
+      <w:color w:val="404040" w:themeColor="text1" w:themeTint="BF"/>
+    </w:rPr>
+  </w:style>
+  <w:style w:type="character" w:customStyle="1" w:styleId="ae">
+    <w:name w:val="引文 字元"/>
+    <w:basedOn w:val="a0"/>
+    <w:link w:val="ad"/>
+    <w:uiPriority w:val="29"/>
+    <w:rsid w:val="00B447A0"/>
+    <w:rPr>
+      <w:rFonts w:ascii="芫荽" w:eastAsia="俐方體11號" w:hAnsi="芫荽"/>
+      <w:i/>
+      <w:iCs/>
+      <w:color w:val="404040" w:themeColor="text1" w:themeTint="BF"/>
+    </w:rPr>
+  </w:style>
+  <w:style w:type="character" w:customStyle="1" w:styleId="30">
+    <w:name w:val="標題 3 字元"/>
+    <w:basedOn w:val="a0"/>
+    <w:link w:val="3"/>
+    <w:uiPriority w:val="9"/>
+    <w:rsid w:val="00B447A0"/>
+    <w:rPr>
+      <w:rFonts w:asciiTheme="majorHAnsi" w:eastAsiaTheme="majorEastAsia" w:hAnsiTheme="majorHAnsi" w:cstheme="majorBidi"/>
+      <w:b/>
+      <w:bCs/>
+      <w:sz w:val="36"/>
+      <w:szCs w:val="36"/>
+    </w:rPr>
+  </w:style>
+  <w:style w:type="character" w:customStyle="1" w:styleId="40">
+    <w:name w:val="標題 4 字元"/>
+    <w:basedOn w:val="a0"/>
+    <w:link w:val="4"/>
+    <w:uiPriority w:val="9"/>
+    <w:rsid w:val="00B447A0"/>
+    <w:rPr>
+      <w:rFonts w:asciiTheme="majorHAnsi" w:eastAsiaTheme="majorEastAsia" w:hAnsiTheme="majorHAnsi" w:cstheme="majorBidi"/>
+      <w:sz w:val="36"/>
+      <w:szCs w:val="36"/>
+    </w:rPr>
   </w:style>
 </w:styles>
 </file>
